--- a/Hugging_Face_n_OpenAI_Azure/ChatGpt_Interactions/4-ChatGPT_example_Prompting_n_usage_techniques.docx
+++ b/Hugging_Face_n_OpenAI_Azure/ChatGpt_Interactions/4-ChatGPT_example_Prompting_n_usage_techniques.docx
@@ -12,7 +12,6 @@
           <w:lang w:eastAsia="en-IN"/>
         </w:rPr>
       </w:pPr>
-      <w:bookmarkStart w:id="0" w:name="_GoBack"/>
       <w:r>
         <w:rPr>
           <w:rFonts w:ascii="Arial" w:eastAsia="Times New Roman" w:hAnsi="Arial" w:cs="Arial"/>
@@ -49,29 +48,10 @@
           <w:rFonts w:ascii="Arial" w:eastAsia="Times New Roman" w:hAnsi="Arial" w:cs="Arial"/>
           <w:sz w:val="18"/>
           <w:szCs w:val="18"/>
-          <w:lang w:eastAsia="en-IN"/>
-        </w:rPr>
-        <w:t xml:space="preserve">how do </w:t>
-      </w:r>
-      <w:proofErr w:type="spellStart"/>
-      <w:r>
-        <w:rPr>
-          <w:rFonts w:ascii="Arial" w:eastAsia="Times New Roman" w:hAnsi="Arial" w:cs="Arial"/>
-          <w:sz w:val="18"/>
-          <w:szCs w:val="18"/>
-          <w:lang w:eastAsia="en-IN"/>
-        </w:rPr>
-        <w:t>i</w:t>
-      </w:r>
-      <w:proofErr w:type="spellEnd"/>
-      <w:r>
-        <w:rPr>
-          <w:rFonts w:ascii="Arial" w:eastAsia="Times New Roman" w:hAnsi="Arial" w:cs="Arial"/>
-          <w:sz w:val="18"/>
-          <w:szCs w:val="18"/>
-          <w:lang w:eastAsia="en-IN"/>
-        </w:rPr>
-        <w:t xml:space="preserve"> save money on a vacation ?</w:t>
+          <w:highlight w:val="yellow"/>
+          <w:lang w:eastAsia="en-IN"/>
+        </w:rPr>
+        <w:t>how do i save money on a vacation ?</w:t>
       </w:r>
     </w:p>
     <w:p>
@@ -87,29 +67,16 @@
           <w:lang w:eastAsia="en-IN"/>
         </w:rPr>
       </w:pPr>
-      <w:proofErr w:type="spellStart"/>
-      <w:r>
-        <w:rPr>
-          <w:rFonts w:ascii="Arial" w:eastAsia="Times New Roman" w:hAnsi="Arial" w:cs="Arial"/>
-          <w:b/>
-          <w:bCs/>
-          <w:sz w:val="18"/>
-          <w:szCs w:val="18"/>
-          <w:lang w:eastAsia="en-IN"/>
-        </w:rPr>
-        <w:t>ChatGPT</w:t>
-      </w:r>
-      <w:proofErr w:type="spellEnd"/>
-      <w:r>
-        <w:rPr>
-          <w:rFonts w:ascii="Arial" w:eastAsia="Times New Roman" w:hAnsi="Arial" w:cs="Arial"/>
-          <w:b/>
-          <w:bCs/>
-          <w:sz w:val="18"/>
-          <w:szCs w:val="18"/>
-          <w:lang w:eastAsia="en-IN"/>
-        </w:rPr>
-        <w:t xml:space="preserve"> said:</w:t>
+      <w:r>
+        <w:rPr>
+          <w:rFonts w:ascii="Arial" w:eastAsia="Times New Roman" w:hAnsi="Arial" w:cs="Arial"/>
+          <w:b/>
+          <w:bCs/>
+          <w:sz w:val="18"/>
+          <w:szCs w:val="18"/>
+          <w:lang w:eastAsia="en-IN"/>
+        </w:rPr>
+        <w:t>ChatGPT said:</w:t>
       </w:r>
     </w:p>
     <w:p>
@@ -536,21 +503,8 @@
           <w:szCs w:val="18"/>
           <w:lang w:eastAsia="en-IN"/>
         </w:rPr>
-        <w:t xml:space="preserve">Stay just outside city </w:t>
-      </w:r>
-      <w:proofErr w:type="spellStart"/>
-      <w:r>
-        <w:rPr>
-          <w:rFonts w:ascii="Arial" w:eastAsia="Times New Roman" w:hAnsi="Arial" w:cs="Arial"/>
-          <w:b/>
-          <w:bCs/>
-          <w:sz w:val="18"/>
-          <w:szCs w:val="18"/>
-          <w:lang w:eastAsia="en-IN"/>
-        </w:rPr>
-        <w:t>centers</w:t>
-      </w:r>
-      <w:proofErr w:type="spellEnd"/>
+        <w:t>Stay just outside city centers</w:t>
+      </w:r>
       <w:r>
         <w:rPr>
           <w:rFonts w:ascii="Arial" w:eastAsia="Times New Roman" w:hAnsi="Arial" w:cs="Arial"/>
@@ -593,27 +547,7 @@
           <w:szCs w:val="18"/>
           <w:lang w:eastAsia="en-IN"/>
         </w:rPr>
-        <w:t xml:space="preserve">: Use sites like Kayak, Booking.com, or </w:t>
-      </w:r>
-      <w:proofErr w:type="spellStart"/>
-      <w:r>
-        <w:rPr>
-          <w:rFonts w:ascii="Arial" w:eastAsia="Times New Roman" w:hAnsi="Arial" w:cs="Arial"/>
-          <w:sz w:val="18"/>
-          <w:szCs w:val="18"/>
-          <w:lang w:eastAsia="en-IN"/>
-        </w:rPr>
-        <w:t>Trivago</w:t>
-      </w:r>
-      <w:proofErr w:type="spellEnd"/>
-      <w:r>
-        <w:rPr>
-          <w:rFonts w:ascii="Arial" w:eastAsia="Times New Roman" w:hAnsi="Arial" w:cs="Arial"/>
-          <w:sz w:val="18"/>
-          <w:szCs w:val="18"/>
-          <w:lang w:eastAsia="en-IN"/>
-        </w:rPr>
-        <w:t xml:space="preserve"> to compare prices.</w:t>
+        <w:t>: Use sites like Kayak, Booking.com, or Trivago to compare prices.</w:t>
       </w:r>
     </w:p>
     <w:p>
@@ -648,27 +582,7 @@
           <w:szCs w:val="18"/>
           <w:lang w:eastAsia="en-IN"/>
         </w:rPr>
-        <w:t xml:space="preserve">: Platforms like </w:t>
-      </w:r>
-      <w:proofErr w:type="spellStart"/>
-      <w:r>
-        <w:rPr>
-          <w:rFonts w:ascii="Arial" w:eastAsia="Times New Roman" w:hAnsi="Arial" w:cs="Arial"/>
-          <w:sz w:val="18"/>
-          <w:szCs w:val="18"/>
-          <w:lang w:eastAsia="en-IN"/>
-        </w:rPr>
-        <w:t>HomeExchange</w:t>
-      </w:r>
-      <w:proofErr w:type="spellEnd"/>
-      <w:r>
-        <w:rPr>
-          <w:rFonts w:ascii="Arial" w:eastAsia="Times New Roman" w:hAnsi="Arial" w:cs="Arial"/>
-          <w:sz w:val="18"/>
-          <w:szCs w:val="18"/>
-          <w:lang w:eastAsia="en-IN"/>
-        </w:rPr>
-        <w:t xml:space="preserve"> let you stay in someone’s home for free.</w:t>
+        <w:t>: Platforms like HomeExchange let you stay in someone’s home for free.</w:t>
       </w:r>
     </w:p>
     <w:p>
@@ -1029,47 +943,7 @@
           <w:szCs w:val="18"/>
           <w:lang w:eastAsia="en-IN"/>
         </w:rPr>
-        <w:t xml:space="preserve">: Ask locals or look on </w:t>
-      </w:r>
-      <w:proofErr w:type="spellStart"/>
-      <w:r>
-        <w:rPr>
-          <w:rFonts w:ascii="Arial" w:eastAsia="Times New Roman" w:hAnsi="Arial" w:cs="Arial"/>
-          <w:sz w:val="18"/>
-          <w:szCs w:val="18"/>
-          <w:lang w:eastAsia="en-IN"/>
-        </w:rPr>
-        <w:t>Reddit</w:t>
-      </w:r>
-      <w:proofErr w:type="spellEnd"/>
-      <w:r>
-        <w:rPr>
-          <w:rFonts w:ascii="Arial" w:eastAsia="Times New Roman" w:hAnsi="Arial" w:cs="Arial"/>
-          <w:sz w:val="18"/>
-          <w:szCs w:val="18"/>
-          <w:lang w:eastAsia="en-IN"/>
-        </w:rPr>
-        <w:t>/</w:t>
-      </w:r>
-      <w:proofErr w:type="spellStart"/>
-      <w:r>
-        <w:rPr>
-          <w:rFonts w:ascii="Arial" w:eastAsia="Times New Roman" w:hAnsi="Arial" w:cs="Arial"/>
-          <w:sz w:val="18"/>
-          <w:szCs w:val="18"/>
-          <w:lang w:eastAsia="en-IN"/>
-        </w:rPr>
-        <w:t>TripAdvisor</w:t>
-      </w:r>
-      <w:proofErr w:type="spellEnd"/>
-      <w:r>
-        <w:rPr>
-          <w:rFonts w:ascii="Arial" w:eastAsia="Times New Roman" w:hAnsi="Arial" w:cs="Arial"/>
-          <w:sz w:val="18"/>
-          <w:szCs w:val="18"/>
-          <w:lang w:eastAsia="en-IN"/>
-        </w:rPr>
-        <w:t xml:space="preserve"> for cheaper, better alternatives.</w:t>
+        <w:t>: Ask locals or look on Reddit/TripAdvisor for cheaper, better alternatives.</w:t>
       </w:r>
     </w:p>
     <w:p>
@@ -1344,27 +1218,7 @@
           <w:szCs w:val="18"/>
           <w:lang w:eastAsia="en-IN"/>
         </w:rPr>
-        <w:t xml:space="preserve">how travelling on weekdays or mid-week makes it cheaper in a travel season like </w:t>
-      </w:r>
-      <w:proofErr w:type="spellStart"/>
-      <w:r>
-        <w:rPr>
-          <w:rFonts w:ascii="Arial" w:eastAsia="Times New Roman" w:hAnsi="Arial" w:cs="Arial"/>
-          <w:sz w:val="18"/>
-          <w:szCs w:val="18"/>
-          <w:lang w:eastAsia="en-IN"/>
-        </w:rPr>
-        <w:t>july</w:t>
-      </w:r>
-      <w:proofErr w:type="spellEnd"/>
-      <w:r>
-        <w:rPr>
-          <w:rFonts w:ascii="Arial" w:eastAsia="Times New Roman" w:hAnsi="Arial" w:cs="Arial"/>
-          <w:sz w:val="18"/>
-          <w:szCs w:val="18"/>
-          <w:lang w:eastAsia="en-IN"/>
-        </w:rPr>
-        <w:t xml:space="preserve"> or august</w:t>
+        <w:t>how travelling on weekdays or mid-week makes it cheaper in a travel season like july or august</w:t>
       </w:r>
     </w:p>
     <w:p>
@@ -1380,29 +1234,16 @@
           <w:lang w:eastAsia="en-IN"/>
         </w:rPr>
       </w:pPr>
-      <w:proofErr w:type="spellStart"/>
-      <w:r>
-        <w:rPr>
-          <w:rFonts w:ascii="Arial" w:eastAsia="Times New Roman" w:hAnsi="Arial" w:cs="Arial"/>
-          <w:b/>
-          <w:bCs/>
-          <w:sz w:val="18"/>
-          <w:szCs w:val="18"/>
-          <w:lang w:eastAsia="en-IN"/>
-        </w:rPr>
-        <w:t>ChatGPT</w:t>
-      </w:r>
-      <w:proofErr w:type="spellEnd"/>
-      <w:r>
-        <w:rPr>
-          <w:rFonts w:ascii="Arial" w:eastAsia="Times New Roman" w:hAnsi="Arial" w:cs="Arial"/>
-          <w:b/>
-          <w:bCs/>
-          <w:sz w:val="18"/>
-          <w:szCs w:val="18"/>
-          <w:lang w:eastAsia="en-IN"/>
-        </w:rPr>
-        <w:t xml:space="preserve"> said:</w:t>
+      <w:r>
+        <w:rPr>
+          <w:rFonts w:ascii="Arial" w:eastAsia="Times New Roman" w:hAnsi="Arial" w:cs="Arial"/>
+          <w:b/>
+          <w:bCs/>
+          <w:sz w:val="18"/>
+          <w:szCs w:val="18"/>
+          <w:lang w:eastAsia="en-IN"/>
+        </w:rPr>
+        <w:t>ChatGPT said:</w:t>
       </w:r>
     </w:p>
     <w:p>
@@ -2479,27 +2320,7 @@
           <w:lang w:eastAsia="en-IN"/>
         </w:rPr>
         <w:lastRenderedPageBreak/>
-        <w:t xml:space="preserve">Would you like me to help compare a specific itinerary — say, Friday–Sunday </w:t>
-      </w:r>
-      <w:proofErr w:type="spellStart"/>
-      <w:r>
-        <w:rPr>
-          <w:rFonts w:ascii="Arial" w:eastAsia="Times New Roman" w:hAnsi="Arial" w:cs="Arial"/>
-          <w:sz w:val="18"/>
-          <w:szCs w:val="18"/>
-          <w:lang w:eastAsia="en-IN"/>
-        </w:rPr>
-        <w:t>vs</w:t>
-      </w:r>
-      <w:proofErr w:type="spellEnd"/>
-      <w:r>
-        <w:rPr>
-          <w:rFonts w:ascii="Arial" w:eastAsia="Times New Roman" w:hAnsi="Arial" w:cs="Arial"/>
-          <w:sz w:val="18"/>
-          <w:szCs w:val="18"/>
-          <w:lang w:eastAsia="en-IN"/>
-        </w:rPr>
-        <w:t xml:space="preserve"> Tuesday–Thursday — with actual price estimates for flights, hotels, or car rentals?</w:t>
+        <w:t>Would you like me to help compare a specific itinerary — say, Friday–Sunday vs Tuesday–Thursday — with actual price estimates for flights, hotels, or car rentals?</w:t>
       </w:r>
     </w:p>
     <w:p>
@@ -2544,27 +2365,7 @@
           <w:szCs w:val="18"/>
           <w:lang w:eastAsia="en-IN"/>
         </w:rPr>
-        <w:t xml:space="preserve">Travelling in peak tourist season like </w:t>
-      </w:r>
-      <w:proofErr w:type="spellStart"/>
-      <w:r>
-        <w:rPr>
-          <w:rFonts w:ascii="Arial" w:eastAsia="Times New Roman" w:hAnsi="Arial" w:cs="Arial"/>
-          <w:sz w:val="18"/>
-          <w:szCs w:val="18"/>
-          <w:lang w:eastAsia="en-IN"/>
-        </w:rPr>
-        <w:t>july</w:t>
-      </w:r>
-      <w:proofErr w:type="spellEnd"/>
-      <w:r>
-        <w:rPr>
-          <w:rFonts w:ascii="Arial" w:eastAsia="Times New Roman" w:hAnsi="Arial" w:cs="Arial"/>
-          <w:sz w:val="18"/>
-          <w:szCs w:val="18"/>
-          <w:lang w:eastAsia="en-IN"/>
-        </w:rPr>
-        <w:t xml:space="preserve"> or august can be expensive, but I think travelling on mid weeks can be economical and fun. What is your opinion on this</w:t>
+        <w:t>Travelling in peak tourist season like july or august can be expensive, but I think travelling on mid weeks can be economical and fun. What is your opinion on this</w:t>
       </w:r>
     </w:p>
     <w:p>
@@ -2580,29 +2381,16 @@
           <w:lang w:eastAsia="en-IN"/>
         </w:rPr>
       </w:pPr>
-      <w:proofErr w:type="spellStart"/>
-      <w:r>
-        <w:rPr>
-          <w:rFonts w:ascii="Arial" w:eastAsia="Times New Roman" w:hAnsi="Arial" w:cs="Arial"/>
-          <w:b/>
-          <w:bCs/>
-          <w:sz w:val="18"/>
-          <w:szCs w:val="18"/>
-          <w:lang w:eastAsia="en-IN"/>
-        </w:rPr>
-        <w:t>ChatGPT</w:t>
-      </w:r>
-      <w:proofErr w:type="spellEnd"/>
-      <w:r>
-        <w:rPr>
-          <w:rFonts w:ascii="Arial" w:eastAsia="Times New Roman" w:hAnsi="Arial" w:cs="Arial"/>
-          <w:b/>
-          <w:bCs/>
-          <w:sz w:val="18"/>
-          <w:szCs w:val="18"/>
-          <w:lang w:eastAsia="en-IN"/>
-        </w:rPr>
-        <w:t xml:space="preserve"> said:</w:t>
+      <w:r>
+        <w:rPr>
+          <w:rFonts w:ascii="Arial" w:eastAsia="Times New Roman" w:hAnsi="Arial" w:cs="Arial"/>
+          <w:b/>
+          <w:bCs/>
+          <w:sz w:val="18"/>
+          <w:szCs w:val="18"/>
+          <w:lang w:eastAsia="en-IN"/>
+        </w:rPr>
+        <w:t>ChatGPT said:</w:t>
       </w:r>
     </w:p>
     <w:p>
@@ -2988,27 +2776,7 @@
           <w:lang w:eastAsia="en-IN"/>
         </w:rPr>
         <w:br/>
-        <w:t xml:space="preserve">Mid-week </w:t>
-      </w:r>
-      <w:proofErr w:type="spellStart"/>
-      <w:r>
-        <w:rPr>
-          <w:rFonts w:ascii="Arial" w:eastAsia="Times New Roman" w:hAnsi="Arial" w:cs="Arial"/>
-          <w:sz w:val="18"/>
-          <w:szCs w:val="18"/>
-          <w:lang w:eastAsia="en-IN"/>
-        </w:rPr>
-        <w:t>travelers</w:t>
-      </w:r>
-      <w:proofErr w:type="spellEnd"/>
-      <w:r>
-        <w:rPr>
-          <w:rFonts w:ascii="Arial" w:eastAsia="Times New Roman" w:hAnsi="Arial" w:cs="Arial"/>
-          <w:sz w:val="18"/>
-          <w:szCs w:val="18"/>
-          <w:lang w:eastAsia="en-IN"/>
-        </w:rPr>
-        <w:t xml:space="preserve"> have better chances of getting:</w:t>
+        <w:t>Mid-week travelers have better chances of getting:</w:t>
       </w:r>
     </w:p>
     <w:p>
@@ -3425,27 +3193,7 @@
           <w:szCs w:val="18"/>
           <w:lang w:eastAsia="en-IN"/>
         </w:rPr>
-        <w:t xml:space="preserve">Travelling in peak tourist season like </w:t>
-      </w:r>
-      <w:proofErr w:type="spellStart"/>
-      <w:r>
-        <w:rPr>
-          <w:rFonts w:ascii="Arial" w:eastAsia="Times New Roman" w:hAnsi="Arial" w:cs="Arial"/>
-          <w:sz w:val="18"/>
-          <w:szCs w:val="18"/>
-          <w:lang w:eastAsia="en-IN"/>
-        </w:rPr>
-        <w:t>july</w:t>
-      </w:r>
-      <w:proofErr w:type="spellEnd"/>
-      <w:r>
-        <w:rPr>
-          <w:rFonts w:ascii="Arial" w:eastAsia="Times New Roman" w:hAnsi="Arial" w:cs="Arial"/>
-          <w:sz w:val="18"/>
-          <w:szCs w:val="18"/>
-          <w:lang w:eastAsia="en-IN"/>
-        </w:rPr>
-        <w:t xml:space="preserve"> or august can be expensive, but I think travelling on mid weeks can be economical and fun. What is your opinion on this</w:t>
+        <w:t>Travelling in peak tourist season like july or august can be expensive, but I think travelling on mid weeks can be economical and fun. What is your opinion on this</w:t>
       </w:r>
     </w:p>
     <w:p>
@@ -3461,29 +3209,16 @@
           <w:lang w:eastAsia="en-IN"/>
         </w:rPr>
       </w:pPr>
-      <w:proofErr w:type="spellStart"/>
-      <w:r>
-        <w:rPr>
-          <w:rFonts w:ascii="Arial" w:eastAsia="Times New Roman" w:hAnsi="Arial" w:cs="Arial"/>
-          <w:b/>
-          <w:bCs/>
-          <w:sz w:val="18"/>
-          <w:szCs w:val="18"/>
-          <w:lang w:eastAsia="en-IN"/>
-        </w:rPr>
-        <w:t>ChatGPT</w:t>
-      </w:r>
-      <w:proofErr w:type="spellEnd"/>
-      <w:r>
-        <w:rPr>
-          <w:rFonts w:ascii="Arial" w:eastAsia="Times New Roman" w:hAnsi="Arial" w:cs="Arial"/>
-          <w:b/>
-          <w:bCs/>
-          <w:sz w:val="18"/>
-          <w:szCs w:val="18"/>
-          <w:lang w:eastAsia="en-IN"/>
-        </w:rPr>
-        <w:t xml:space="preserve"> said:</w:t>
+      <w:r>
+        <w:rPr>
+          <w:rFonts w:ascii="Arial" w:eastAsia="Times New Roman" w:hAnsi="Arial" w:cs="Arial"/>
+          <w:b/>
+          <w:bCs/>
+          <w:sz w:val="18"/>
+          <w:szCs w:val="18"/>
+          <w:lang w:eastAsia="en-IN"/>
+        </w:rPr>
+        <w:t>ChatGPT said:</w:t>
       </w:r>
     </w:p>
     <w:p>
@@ -3934,29 +3669,16 @@
           <w:lang w:eastAsia="en-IN"/>
         </w:rPr>
       </w:pPr>
-      <w:proofErr w:type="spellStart"/>
-      <w:r>
-        <w:rPr>
-          <w:rFonts w:ascii="Arial" w:eastAsia="Times New Roman" w:hAnsi="Arial" w:cs="Arial"/>
-          <w:b/>
-          <w:bCs/>
-          <w:sz w:val="18"/>
-          <w:szCs w:val="18"/>
-          <w:lang w:eastAsia="en-IN"/>
-        </w:rPr>
-        <w:t>ChatGPT</w:t>
-      </w:r>
-      <w:proofErr w:type="spellEnd"/>
-      <w:r>
-        <w:rPr>
-          <w:rFonts w:ascii="Arial" w:eastAsia="Times New Roman" w:hAnsi="Arial" w:cs="Arial"/>
-          <w:b/>
-          <w:bCs/>
-          <w:sz w:val="18"/>
-          <w:szCs w:val="18"/>
-          <w:lang w:eastAsia="en-IN"/>
-        </w:rPr>
-        <w:t xml:space="preserve"> said:</w:t>
+      <w:r>
+        <w:rPr>
+          <w:rFonts w:ascii="Arial" w:eastAsia="Times New Roman" w:hAnsi="Arial" w:cs="Arial"/>
+          <w:b/>
+          <w:bCs/>
+          <w:sz w:val="18"/>
+          <w:szCs w:val="18"/>
+          <w:lang w:eastAsia="en-IN"/>
+        </w:rPr>
+        <w:t>ChatGPT said:</w:t>
       </w:r>
     </w:p>
     <w:p>
@@ -3996,7 +3718,47 @@
           <w:szCs w:val="18"/>
           <w:lang w:eastAsia="en-IN"/>
         </w:rPr>
-        <w:t xml:space="preserve">2x+20=402x + 20 = 402x+20=40 </w:t>
+        <w:t>2x+20=40</w:t>
+      </w:r>
+    </w:p>
+    <w:p>
+      <w:pPr>
+        <w:spacing w:after="0" w:line="240" w:lineRule="auto"/>
+        <w:rPr>
+          <w:rFonts w:ascii="Arial" w:eastAsia="Times New Roman" w:hAnsi="Arial" w:cs="Arial"/>
+          <w:sz w:val="18"/>
+          <w:szCs w:val="18"/>
+          <w:lang w:eastAsia="en-IN"/>
+        </w:rPr>
+      </w:pPr>
+      <w:r>
+        <w:rPr>
+          <w:rFonts w:ascii="Arial" w:eastAsia="Times New Roman" w:hAnsi="Arial" w:cs="Arial"/>
+          <w:sz w:val="18"/>
+          <w:szCs w:val="18"/>
+          <w:lang w:eastAsia="en-IN"/>
+        </w:rPr>
+        <w:t>2x + 20 = 40</w:t>
+      </w:r>
+    </w:p>
+    <w:p>
+      <w:pPr>
+        <w:spacing w:after="0" w:line="240" w:lineRule="auto"/>
+        <w:rPr>
+          <w:rFonts w:ascii="Arial" w:eastAsia="Times New Roman" w:hAnsi="Arial" w:cs="Arial"/>
+          <w:sz w:val="18"/>
+          <w:szCs w:val="18"/>
+          <w:lang w:eastAsia="en-IN"/>
+        </w:rPr>
+      </w:pPr>
+      <w:r>
+        <w:rPr>
+          <w:rFonts w:ascii="Arial" w:eastAsia="Times New Roman" w:hAnsi="Arial" w:cs="Arial"/>
+          <w:sz w:val="18"/>
+          <w:szCs w:val="18"/>
+          <w:lang w:eastAsia="en-IN"/>
+        </w:rPr>
+        <w:t xml:space="preserve">2x+20=40 </w:t>
       </w:r>
     </w:p>
     <w:p>
@@ -4083,7 +3845,125 @@
           <w:szCs w:val="18"/>
           <w:lang w:eastAsia="en-IN"/>
         </w:rPr>
-        <w:t xml:space="preserve">2x+20−20=40−202x + 20 - 20 = 40 - 202x+20−20=40−20 2x=202x = 202x=20 </w:t>
+        <w:t>2x+20−20=40−20</w:t>
+      </w:r>
+    </w:p>
+    <w:p>
+      <w:pPr>
+        <w:spacing w:after="0" w:line="240" w:lineRule="auto"/>
+        <w:rPr>
+          <w:rFonts w:ascii="Arial" w:eastAsia="Times New Roman" w:hAnsi="Arial" w:cs="Arial"/>
+          <w:sz w:val="18"/>
+          <w:szCs w:val="18"/>
+          <w:lang w:eastAsia="en-IN"/>
+        </w:rPr>
+      </w:pPr>
+      <w:r>
+        <w:rPr>
+          <w:rFonts w:ascii="Arial" w:eastAsia="Times New Roman" w:hAnsi="Arial" w:cs="Arial"/>
+          <w:sz w:val="18"/>
+          <w:szCs w:val="18"/>
+          <w:lang w:eastAsia="en-IN"/>
+        </w:rPr>
+        <w:t xml:space="preserve">2x + 20 - 20 = 40 </w:t>
+      </w:r>
+      <w:r>
+        <w:rPr>
+          <w:rFonts w:ascii="Arial" w:eastAsia="Times New Roman" w:hAnsi="Arial" w:cs="Arial"/>
+          <w:sz w:val="18"/>
+          <w:szCs w:val="18"/>
+          <w:lang w:eastAsia="en-IN"/>
+        </w:rPr>
+        <w:t>–</w:t>
+      </w:r>
+      <w:r>
+        <w:rPr>
+          <w:rFonts w:ascii="Arial" w:eastAsia="Times New Roman" w:hAnsi="Arial" w:cs="Arial"/>
+          <w:sz w:val="18"/>
+          <w:szCs w:val="18"/>
+          <w:lang w:eastAsia="en-IN"/>
+        </w:rPr>
+        <w:t xml:space="preserve"> 20</w:t>
+      </w:r>
+    </w:p>
+    <w:p>
+      <w:pPr>
+        <w:spacing w:after="0" w:line="240" w:lineRule="auto"/>
+        <w:rPr>
+          <w:rFonts w:ascii="Arial" w:eastAsia="Times New Roman" w:hAnsi="Arial" w:cs="Arial"/>
+          <w:sz w:val="18"/>
+          <w:szCs w:val="18"/>
+          <w:lang w:eastAsia="en-IN"/>
+        </w:rPr>
+      </w:pPr>
+      <w:r>
+        <w:rPr>
+          <w:rFonts w:ascii="Arial" w:eastAsia="Times New Roman" w:hAnsi="Arial" w:cs="Arial"/>
+          <w:sz w:val="18"/>
+          <w:szCs w:val="18"/>
+          <w:lang w:eastAsia="en-IN"/>
+        </w:rPr>
+        <w:t xml:space="preserve">2x+20−20=40−20 </w:t>
+      </w:r>
+    </w:p>
+    <w:p>
+      <w:pPr>
+        <w:spacing w:after="0" w:line="240" w:lineRule="auto"/>
+        <w:rPr>
+          <w:rFonts w:ascii="Arial" w:eastAsia="Times New Roman" w:hAnsi="Arial" w:cs="Arial"/>
+          <w:sz w:val="18"/>
+          <w:szCs w:val="18"/>
+          <w:lang w:eastAsia="en-IN"/>
+        </w:rPr>
+      </w:pPr>
+      <w:r>
+        <w:rPr>
+          <w:rFonts w:ascii="Arial" w:eastAsia="Times New Roman" w:hAnsi="Arial" w:cs="Arial"/>
+          <w:sz w:val="18"/>
+          <w:szCs w:val="18"/>
+          <w:lang w:eastAsia="en-IN"/>
+        </w:rPr>
+        <w:t>2x=20</w:t>
+      </w:r>
+    </w:p>
+    <w:p>
+      <w:pPr>
+        <w:spacing w:after="0" w:line="240" w:lineRule="auto"/>
+        <w:rPr>
+          <w:rFonts w:ascii="Arial" w:eastAsia="Times New Roman" w:hAnsi="Arial" w:cs="Arial"/>
+          <w:sz w:val="18"/>
+          <w:szCs w:val="18"/>
+          <w:lang w:eastAsia="en-IN"/>
+        </w:rPr>
+      </w:pPr>
+      <w:r>
+        <w:rPr>
+          <w:rFonts w:ascii="Arial" w:eastAsia="Times New Roman" w:hAnsi="Arial" w:cs="Arial"/>
+          <w:sz w:val="18"/>
+          <w:szCs w:val="18"/>
+          <w:lang w:eastAsia="en-IN"/>
+        </w:rPr>
+        <w:t>2x = 20</w:t>
+      </w:r>
+    </w:p>
+    <w:p>
+      <w:pPr>
+        <w:spacing w:after="0" w:line="240" w:lineRule="auto"/>
+        <w:rPr>
+          <w:rFonts w:ascii="Arial" w:eastAsia="Times New Roman" w:hAnsi="Arial" w:cs="Arial"/>
+          <w:sz w:val="18"/>
+          <w:szCs w:val="18"/>
+          <w:lang w:eastAsia="en-IN"/>
+        </w:rPr>
+      </w:pPr>
+      <w:r>
+        <w:rPr>
+          <w:rFonts w:ascii="Arial" w:eastAsia="Times New Roman" w:hAnsi="Arial" w:cs="Arial"/>
+          <w:sz w:val="18"/>
+          <w:szCs w:val="18"/>
+          <w:lang w:eastAsia="en-IN"/>
+        </w:rPr>
+        <w:t xml:space="preserve">2x=20 </w:t>
       </w:r>
     </w:p>
     <w:p>
@@ -4150,47 +4030,27 @@
           <w:szCs w:val="18"/>
           <w:lang w:eastAsia="en-IN"/>
         </w:rPr>
-        <w:t>2x2=202\</w:t>
-      </w:r>
-      <w:proofErr w:type="spellStart"/>
-      <w:r>
-        <w:rPr>
-          <w:rFonts w:ascii="Arial" w:eastAsia="Times New Roman" w:hAnsi="Arial" w:cs="Arial"/>
-          <w:sz w:val="18"/>
-          <w:szCs w:val="18"/>
-          <w:lang w:eastAsia="en-IN"/>
-        </w:rPr>
-        <w:t>frac</w:t>
-      </w:r>
-      <w:proofErr w:type="spellEnd"/>
-      <w:r>
-        <w:rPr>
-          <w:rFonts w:ascii="Arial" w:eastAsia="Times New Roman" w:hAnsi="Arial" w:cs="Arial"/>
-          <w:sz w:val="18"/>
-          <w:szCs w:val="18"/>
-          <w:lang w:eastAsia="en-IN"/>
-        </w:rPr>
-        <w:t>{2x}{2} = \</w:t>
-      </w:r>
-      <w:proofErr w:type="spellStart"/>
-      <w:r>
-        <w:rPr>
-          <w:rFonts w:ascii="Arial" w:eastAsia="Times New Roman" w:hAnsi="Arial" w:cs="Arial"/>
-          <w:sz w:val="18"/>
-          <w:szCs w:val="18"/>
-          <w:lang w:eastAsia="en-IN"/>
-        </w:rPr>
-        <w:t>frac</w:t>
-      </w:r>
-      <w:proofErr w:type="spellEnd"/>
-      <w:r>
-        <w:rPr>
-          <w:rFonts w:ascii="Arial" w:eastAsia="Times New Roman" w:hAnsi="Arial" w:cs="Arial"/>
-          <w:sz w:val="18"/>
-          <w:szCs w:val="18"/>
-          <w:lang w:eastAsia="en-IN"/>
-        </w:rPr>
-        <w:t xml:space="preserve">{20}{2}22x​=220​ x=10x = 10x=10 </w:t>
+        <w:t>2x2=202\frac{2x}{2} = \frac{20}{2}22x​=220​ x=10x = 10</w:t>
+      </w:r>
+    </w:p>
+    <w:p>
+      <w:pPr>
+        <w:spacing w:after="0" w:line="240" w:lineRule="auto"/>
+        <w:rPr>
+          <w:rFonts w:ascii="Arial" w:eastAsia="Times New Roman" w:hAnsi="Arial" w:cs="Arial"/>
+          <w:sz w:val="18"/>
+          <w:szCs w:val="18"/>
+          <w:lang w:eastAsia="en-IN"/>
+        </w:rPr>
+      </w:pPr>
+      <w:r>
+        <w:rPr>
+          <w:rFonts w:ascii="Arial" w:eastAsia="Times New Roman" w:hAnsi="Arial" w:cs="Arial"/>
+          <w:sz w:val="18"/>
+          <w:szCs w:val="18"/>
+          <w:lang w:eastAsia="en-IN"/>
+        </w:rPr>
+        <w:t xml:space="preserve">x=10 </w:t>
       </w:r>
     </w:p>
     <w:p>
@@ -4268,6 +4128,7 @@
           <w:szCs w:val="18"/>
           <w:lang w:eastAsia="en-IN"/>
         </w:rPr>
+        <w:lastRenderedPageBreak/>
         <w:t xml:space="preserve">x=10x = 10x=10 </w:t>
       </w:r>
     </w:p>
@@ -4333,28 +4194,7 @@
           <w:szCs w:val="18"/>
           <w:lang w:eastAsia="en-IN"/>
         </w:rPr>
-        <w:lastRenderedPageBreak/>
-        <w:t xml:space="preserve">find value of x in an equation like 2x + 20 = 40, for example, multiply x with </w:t>
-      </w:r>
-      <w:proofErr w:type="spellStart"/>
-      <w:r>
-        <w:rPr>
-          <w:rFonts w:ascii="Arial" w:eastAsia="Times New Roman" w:hAnsi="Arial" w:cs="Arial"/>
-          <w:sz w:val="18"/>
-          <w:szCs w:val="18"/>
-          <w:lang w:eastAsia="en-IN"/>
-        </w:rPr>
-        <w:t>somthing</w:t>
-      </w:r>
-      <w:proofErr w:type="spellEnd"/>
-      <w:r>
-        <w:rPr>
-          <w:rFonts w:ascii="Arial" w:eastAsia="Times New Roman" w:hAnsi="Arial" w:cs="Arial"/>
-          <w:sz w:val="18"/>
-          <w:szCs w:val="18"/>
-          <w:lang w:eastAsia="en-IN"/>
-        </w:rPr>
-        <w:t xml:space="preserve"> and then add 20 to it to get a total of 40</w:t>
+        <w:t>find value of x in an equation like 2x + 20 = 40, for example, multiply x with somthing and then add 20 to it to get a total of 40</w:t>
       </w:r>
     </w:p>
     <w:p>
@@ -4370,29 +4210,16 @@
           <w:lang w:eastAsia="en-IN"/>
         </w:rPr>
       </w:pPr>
-      <w:proofErr w:type="spellStart"/>
-      <w:r>
-        <w:rPr>
-          <w:rFonts w:ascii="Arial" w:eastAsia="Times New Roman" w:hAnsi="Arial" w:cs="Arial"/>
-          <w:b/>
-          <w:bCs/>
-          <w:sz w:val="18"/>
-          <w:szCs w:val="18"/>
-          <w:lang w:eastAsia="en-IN"/>
-        </w:rPr>
-        <w:t>ChatGPT</w:t>
-      </w:r>
-      <w:proofErr w:type="spellEnd"/>
-      <w:r>
-        <w:rPr>
-          <w:rFonts w:ascii="Arial" w:eastAsia="Times New Roman" w:hAnsi="Arial" w:cs="Arial"/>
-          <w:b/>
-          <w:bCs/>
-          <w:sz w:val="18"/>
-          <w:szCs w:val="18"/>
-          <w:lang w:eastAsia="en-IN"/>
-        </w:rPr>
-        <w:t xml:space="preserve"> said:</w:t>
+      <w:r>
+        <w:rPr>
+          <w:rFonts w:ascii="Arial" w:eastAsia="Times New Roman" w:hAnsi="Arial" w:cs="Arial"/>
+          <w:b/>
+          <w:bCs/>
+          <w:sz w:val="18"/>
+          <w:szCs w:val="18"/>
+          <w:lang w:eastAsia="en-IN"/>
+        </w:rPr>
+        <w:t>ChatGPT said:</w:t>
       </w:r>
     </w:p>
     <w:p>
@@ -4512,7 +4339,27 @@
           <w:szCs w:val="18"/>
           <w:lang w:eastAsia="en-IN"/>
         </w:rPr>
-        <w:t xml:space="preserve">something×x+20=40\text{something} \times x + 20 = 40something×x+20=40 </w:t>
+        <w:t>something×x+20=40</w:t>
+      </w:r>
+    </w:p>
+    <w:p>
+      <w:pPr>
+        <w:spacing w:after="0" w:line="240" w:lineRule="auto"/>
+        <w:rPr>
+          <w:rFonts w:ascii="Arial" w:eastAsia="Times New Roman" w:hAnsi="Arial" w:cs="Arial"/>
+          <w:sz w:val="18"/>
+          <w:szCs w:val="18"/>
+          <w:lang w:eastAsia="en-IN"/>
+        </w:rPr>
+      </w:pPr>
+      <w:r>
+        <w:rPr>
+          <w:rFonts w:ascii="Arial" w:eastAsia="Times New Roman" w:hAnsi="Arial" w:cs="Arial"/>
+          <w:sz w:val="18"/>
+          <w:szCs w:val="18"/>
+          <w:lang w:eastAsia="en-IN"/>
+        </w:rPr>
+        <w:t xml:space="preserve">\text{something} \times x + 20 = 40something×x+20=40 </w:t>
       </w:r>
     </w:p>
     <w:p>
@@ -4552,7 +4399,47 @@
           <w:szCs w:val="18"/>
           <w:lang w:eastAsia="en-IN"/>
         </w:rPr>
-        <w:t xml:space="preserve">2x+20=402x + 20 = 402x+20=40 </w:t>
+        <w:t>2x+20=40</w:t>
+      </w:r>
+    </w:p>
+    <w:p>
+      <w:pPr>
+        <w:spacing w:after="0" w:line="240" w:lineRule="auto"/>
+        <w:rPr>
+          <w:rFonts w:ascii="Arial" w:eastAsia="Times New Roman" w:hAnsi="Arial" w:cs="Arial"/>
+          <w:sz w:val="18"/>
+          <w:szCs w:val="18"/>
+          <w:lang w:eastAsia="en-IN"/>
+        </w:rPr>
+      </w:pPr>
+      <w:r>
+        <w:rPr>
+          <w:rFonts w:ascii="Arial" w:eastAsia="Times New Roman" w:hAnsi="Arial" w:cs="Arial"/>
+          <w:sz w:val="18"/>
+          <w:szCs w:val="18"/>
+          <w:lang w:eastAsia="en-IN"/>
+        </w:rPr>
+        <w:t>2x + 20 = 40</w:t>
+      </w:r>
+    </w:p>
+    <w:p>
+      <w:pPr>
+        <w:spacing w:after="0" w:line="240" w:lineRule="auto"/>
+        <w:rPr>
+          <w:rFonts w:ascii="Arial" w:eastAsia="Times New Roman" w:hAnsi="Arial" w:cs="Arial"/>
+          <w:sz w:val="18"/>
+          <w:szCs w:val="18"/>
+          <w:lang w:eastAsia="en-IN"/>
+        </w:rPr>
+      </w:pPr>
+      <w:r>
+        <w:rPr>
+          <w:rFonts w:ascii="Arial" w:eastAsia="Times New Roman" w:hAnsi="Arial" w:cs="Arial"/>
+          <w:sz w:val="18"/>
+          <w:szCs w:val="18"/>
+          <w:lang w:eastAsia="en-IN"/>
+        </w:rPr>
+        <w:t xml:space="preserve">2x+20=40 </w:t>
       </w:r>
     </w:p>
     <w:p>
@@ -4639,7 +4526,47 @@
           <w:szCs w:val="18"/>
           <w:lang w:eastAsia="en-IN"/>
         </w:rPr>
-        <w:t xml:space="preserve">2x+20=402x + 20 = 402x+20=40 </w:t>
+        <w:t>2x+20=40</w:t>
+      </w:r>
+    </w:p>
+    <w:p>
+      <w:pPr>
+        <w:spacing w:after="0" w:line="240" w:lineRule="auto"/>
+        <w:rPr>
+          <w:rFonts w:ascii="Arial" w:eastAsia="Times New Roman" w:hAnsi="Arial" w:cs="Arial"/>
+          <w:sz w:val="18"/>
+          <w:szCs w:val="18"/>
+          <w:lang w:eastAsia="en-IN"/>
+        </w:rPr>
+      </w:pPr>
+      <w:r>
+        <w:rPr>
+          <w:rFonts w:ascii="Arial" w:eastAsia="Times New Roman" w:hAnsi="Arial" w:cs="Arial"/>
+          <w:sz w:val="18"/>
+          <w:szCs w:val="18"/>
+          <w:lang w:eastAsia="en-IN"/>
+        </w:rPr>
+        <w:t>2x + 20 = 40</w:t>
+      </w:r>
+    </w:p>
+    <w:p>
+      <w:pPr>
+        <w:spacing w:after="0" w:line="240" w:lineRule="auto"/>
+        <w:rPr>
+          <w:rFonts w:ascii="Arial" w:eastAsia="Times New Roman" w:hAnsi="Arial" w:cs="Arial"/>
+          <w:sz w:val="18"/>
+          <w:szCs w:val="18"/>
+          <w:lang w:eastAsia="en-IN"/>
+        </w:rPr>
+      </w:pPr>
+      <w:r>
+        <w:rPr>
+          <w:rFonts w:ascii="Arial" w:eastAsia="Times New Roman" w:hAnsi="Arial" w:cs="Arial"/>
+          <w:sz w:val="18"/>
+          <w:szCs w:val="18"/>
+          <w:lang w:eastAsia="en-IN"/>
+        </w:rPr>
+        <w:t xml:space="preserve">2x+20=40 </w:t>
       </w:r>
     </w:p>
     <w:p>
@@ -4773,27 +4700,7 @@
           <w:szCs w:val="18"/>
           <w:lang w:eastAsia="en-IN"/>
         </w:rPr>
-        <w:t>x=202=10x = \</w:t>
-      </w:r>
-      <w:proofErr w:type="spellStart"/>
-      <w:r>
-        <w:rPr>
-          <w:rFonts w:ascii="Arial" w:eastAsia="Times New Roman" w:hAnsi="Arial" w:cs="Arial"/>
-          <w:sz w:val="18"/>
-          <w:szCs w:val="18"/>
-          <w:lang w:eastAsia="en-IN"/>
-        </w:rPr>
-        <w:t>frac</w:t>
-      </w:r>
-      <w:proofErr w:type="spellEnd"/>
-      <w:r>
-        <w:rPr>
-          <w:rFonts w:ascii="Arial" w:eastAsia="Times New Roman" w:hAnsi="Arial" w:cs="Arial"/>
-          <w:sz w:val="18"/>
-          <w:szCs w:val="18"/>
-          <w:lang w:eastAsia="en-IN"/>
-        </w:rPr>
-        <w:t xml:space="preserve">{20}{2} = 10x=220​=10 </w:t>
+        <w:t xml:space="preserve">x=202=10x = \frac{20}{2} = 10x=220​=10 </w:t>
       </w:r>
     </w:p>
     <w:p>
@@ -4909,27 +4816,7 @@
           <w:szCs w:val="18"/>
           <w:lang w:eastAsia="en-IN"/>
         </w:rPr>
-        <w:t>10+20=402 \</w:t>
-      </w:r>
-      <w:proofErr w:type="spellStart"/>
-      <w:r>
-        <w:rPr>
-          <w:rFonts w:ascii="Arial" w:eastAsia="Times New Roman" w:hAnsi="Arial" w:cs="Arial"/>
-          <w:sz w:val="18"/>
-          <w:szCs w:val="18"/>
-          <w:lang w:eastAsia="en-IN"/>
-        </w:rPr>
-        <w:t>cdot</w:t>
-      </w:r>
-      <w:proofErr w:type="spellEnd"/>
-      <w:r>
-        <w:rPr>
-          <w:rFonts w:ascii="Arial" w:eastAsia="Times New Roman" w:hAnsi="Arial" w:cs="Arial"/>
-          <w:sz w:val="18"/>
-          <w:szCs w:val="18"/>
-          <w:lang w:eastAsia="en-IN"/>
-        </w:rPr>
-        <w:t xml:space="preserve"> 10 + 20 = 402</w:t>
+        <w:t>10+20=402 \cdot 10 + 20 = 402</w:t>
       </w:r>
       <w:r>
         <w:rPr>
@@ -5034,6 +4921,7 @@
           <w:szCs w:val="18"/>
           <w:lang w:eastAsia="en-IN"/>
         </w:rPr>
+        <w:lastRenderedPageBreak/>
         <w:t xml:space="preserve">5x+15=655x + 15 = 655x+15=65 </w:t>
       </w:r>
     </w:p>
@@ -5099,27 +4987,7 @@
           <w:szCs w:val="18"/>
           <w:lang w:eastAsia="en-IN"/>
         </w:rPr>
-        <w:t xml:space="preserve">If there are a list of numbers provided, how do </w:t>
-      </w:r>
-      <w:proofErr w:type="spellStart"/>
-      <w:r>
-        <w:rPr>
-          <w:rFonts w:ascii="Arial" w:eastAsia="Times New Roman" w:hAnsi="Arial" w:cs="Arial"/>
-          <w:sz w:val="18"/>
-          <w:szCs w:val="18"/>
-          <w:lang w:eastAsia="en-IN"/>
-        </w:rPr>
-        <w:t>i</w:t>
-      </w:r>
-      <w:proofErr w:type="spellEnd"/>
-      <w:r>
-        <w:rPr>
-          <w:rFonts w:ascii="Arial" w:eastAsia="Times New Roman" w:hAnsi="Arial" w:cs="Arial"/>
-          <w:sz w:val="18"/>
-          <w:szCs w:val="18"/>
-          <w:lang w:eastAsia="en-IN"/>
-        </w:rPr>
-        <w:t xml:space="preserve"> find the greatest number from the list. Let's think step by step.</w:t>
+        <w:t>If there are a list of numbers provided, how do i find the greatest number from the list. Let's think step by step.</w:t>
       </w:r>
     </w:p>
     <w:p>
@@ -5135,49 +5003,35 @@
           <w:lang w:eastAsia="en-IN"/>
         </w:rPr>
       </w:pPr>
-      <w:proofErr w:type="spellStart"/>
-      <w:r>
-        <w:rPr>
-          <w:rFonts w:ascii="Arial" w:eastAsia="Times New Roman" w:hAnsi="Arial" w:cs="Arial"/>
-          <w:b/>
-          <w:bCs/>
-          <w:sz w:val="18"/>
-          <w:szCs w:val="18"/>
-          <w:lang w:eastAsia="en-IN"/>
-        </w:rPr>
-        <w:t>ChatGPT</w:t>
-      </w:r>
-      <w:proofErr w:type="spellEnd"/>
-      <w:r>
-        <w:rPr>
-          <w:rFonts w:ascii="Arial" w:eastAsia="Times New Roman" w:hAnsi="Arial" w:cs="Arial"/>
-          <w:b/>
-          <w:bCs/>
-          <w:sz w:val="18"/>
-          <w:szCs w:val="18"/>
-          <w:lang w:eastAsia="en-IN"/>
-        </w:rPr>
-        <w:t xml:space="preserve"> said:</w:t>
-      </w:r>
-    </w:p>
-    <w:p>
-      <w:pPr>
-        <w:spacing w:before="100" w:beforeAutospacing="1" w:after="100" w:afterAutospacing="1" w:line="240" w:lineRule="auto"/>
-        <w:rPr>
-          <w:rFonts w:ascii="Arial" w:eastAsia="Times New Roman" w:hAnsi="Arial" w:cs="Arial"/>
-          <w:sz w:val="18"/>
-          <w:szCs w:val="18"/>
-          <w:lang w:eastAsia="en-IN"/>
-        </w:rPr>
-      </w:pPr>
-      <w:r>
-        <w:rPr>
-          <w:rFonts w:ascii="Arial" w:eastAsia="Times New Roman" w:hAnsi="Arial" w:cs="Arial"/>
-          <w:sz w:val="18"/>
-          <w:szCs w:val="18"/>
-          <w:lang w:eastAsia="en-IN"/>
-        </w:rPr>
-        <w:lastRenderedPageBreak/>
+      <w:r>
+        <w:rPr>
+          <w:rFonts w:ascii="Arial" w:eastAsia="Times New Roman" w:hAnsi="Arial" w:cs="Arial"/>
+          <w:b/>
+          <w:bCs/>
+          <w:sz w:val="18"/>
+          <w:szCs w:val="18"/>
+          <w:lang w:eastAsia="en-IN"/>
+        </w:rPr>
+        <w:t>ChatGPT said:</w:t>
+      </w:r>
+    </w:p>
+    <w:p>
+      <w:pPr>
+        <w:spacing w:before="100" w:beforeAutospacing="1" w:after="100" w:afterAutospacing="1" w:line="240" w:lineRule="auto"/>
+        <w:rPr>
+          <w:rFonts w:ascii="Arial" w:eastAsia="Times New Roman" w:hAnsi="Arial" w:cs="Arial"/>
+          <w:sz w:val="18"/>
+          <w:szCs w:val="18"/>
+          <w:lang w:eastAsia="en-IN"/>
+        </w:rPr>
+      </w:pPr>
+      <w:r>
+        <w:rPr>
+          <w:rFonts w:ascii="Arial" w:eastAsia="Times New Roman" w:hAnsi="Arial" w:cs="Arial"/>
+          <w:sz w:val="18"/>
+          <w:szCs w:val="18"/>
+          <w:lang w:eastAsia="en-IN"/>
+        </w:rPr>
         <w:t xml:space="preserve">Great question! Let’s walk through </w:t>
       </w:r>
       <w:r>
@@ -5869,6 +5723,7 @@
           <w:szCs w:val="18"/>
           <w:lang w:eastAsia="en-IN"/>
         </w:rPr>
+        <w:lastRenderedPageBreak/>
         <w:t>If you're doing this in code (like Python), you'd use:</w:t>
       </w:r>
     </w:p>
@@ -5938,7 +5793,6 @@
           <w:lang w:eastAsia="en-IN"/>
         </w:rPr>
       </w:pPr>
-      <w:proofErr w:type="spellStart"/>
       <w:r>
         <w:rPr>
           <w:rFonts w:ascii="Arial" w:eastAsia="Times New Roman" w:hAnsi="Arial" w:cs="Arial"/>
@@ -5948,7 +5802,6 @@
         </w:rPr>
         <w:t>CopyEdit</w:t>
       </w:r>
-      <w:proofErr w:type="spellEnd"/>
     </w:p>
     <w:p>
       <w:pPr>
@@ -5978,25 +5831,14 @@
           <w:lang w:eastAsia="en-IN"/>
         </w:rPr>
       </w:pPr>
-      <w:proofErr w:type="spellStart"/>
-      <w:r>
-        <w:rPr>
-          <w:rFonts w:ascii="Arial" w:eastAsia="Times New Roman" w:hAnsi="Arial" w:cs="Arial"/>
-          <w:sz w:val="18"/>
-          <w:szCs w:val="18"/>
-          <w:lang w:eastAsia="en-IN"/>
-        </w:rPr>
-        <w:t>max_number</w:t>
-      </w:r>
-      <w:proofErr w:type="spellEnd"/>
-      <w:r>
-        <w:rPr>
-          <w:rFonts w:ascii="Arial" w:eastAsia="Times New Roman" w:hAnsi="Arial" w:cs="Arial"/>
-          <w:sz w:val="18"/>
-          <w:szCs w:val="18"/>
-          <w:lang w:eastAsia="en-IN"/>
-        </w:rPr>
-        <w:t xml:space="preserve"> = max([12, 45, 7, 89, 22])</w:t>
+      <w:r>
+        <w:rPr>
+          <w:rFonts w:ascii="Arial" w:eastAsia="Times New Roman" w:hAnsi="Arial" w:cs="Arial"/>
+          <w:sz w:val="18"/>
+          <w:szCs w:val="18"/>
+          <w:lang w:eastAsia="en-IN"/>
+        </w:rPr>
+        <w:t>max_number = max([12, 45, 7, 89, 22])</w:t>
       </w:r>
     </w:p>
     <w:p>
@@ -6034,27 +5876,7 @@
           <w:szCs w:val="18"/>
           <w:lang w:eastAsia="en-IN"/>
         </w:rPr>
-        <w:t>print(</w:t>
-      </w:r>
-      <w:proofErr w:type="spellStart"/>
-      <w:r>
-        <w:rPr>
-          <w:rFonts w:ascii="Arial" w:eastAsia="Times New Roman" w:hAnsi="Arial" w:cs="Arial"/>
-          <w:sz w:val="18"/>
-          <w:szCs w:val="18"/>
-          <w:lang w:eastAsia="en-IN"/>
-        </w:rPr>
-        <w:t>max_number</w:t>
-      </w:r>
-      <w:proofErr w:type="spellEnd"/>
-      <w:r>
-        <w:rPr>
-          <w:rFonts w:ascii="Arial" w:eastAsia="Times New Roman" w:hAnsi="Arial" w:cs="Arial"/>
-          <w:sz w:val="18"/>
-          <w:szCs w:val="18"/>
-          <w:lang w:eastAsia="en-IN"/>
-        </w:rPr>
-        <w:t>)  # Output: 89</w:t>
+        <w:t>print(max_number)  # Output: 89</w:t>
       </w:r>
     </w:p>
     <w:p>
@@ -6121,7 +5943,6 @@
           <w:szCs w:val="18"/>
           <w:lang w:eastAsia="en-IN"/>
         </w:rPr>
-        <w:lastRenderedPageBreak/>
         <w:t>You said:</w:t>
       </w:r>
     </w:p>
@@ -6142,7 +5963,16 @@
           <w:szCs w:val="18"/>
           <w:lang w:eastAsia="en-IN"/>
         </w:rPr>
-        <w:t>what is the list is huge ,such as 1 million numbers, how would that work</w:t>
+        <w:t>what if</w:t>
+      </w:r>
+      <w:r>
+        <w:rPr>
+          <w:rFonts w:ascii="Arial" w:eastAsia="Times New Roman" w:hAnsi="Arial" w:cs="Arial"/>
+          <w:sz w:val="18"/>
+          <w:szCs w:val="18"/>
+          <w:lang w:eastAsia="en-IN"/>
+        </w:rPr>
+        <w:t xml:space="preserve"> the list is huge ,such as 1 million numbers, how would that work</w:t>
       </w:r>
     </w:p>
     <w:p>
@@ -6158,29 +5988,16 @@
           <w:lang w:eastAsia="en-IN"/>
         </w:rPr>
       </w:pPr>
-      <w:proofErr w:type="spellStart"/>
-      <w:r>
-        <w:rPr>
-          <w:rFonts w:ascii="Arial" w:eastAsia="Times New Roman" w:hAnsi="Arial" w:cs="Arial"/>
-          <w:b/>
-          <w:bCs/>
-          <w:sz w:val="18"/>
-          <w:szCs w:val="18"/>
-          <w:lang w:eastAsia="en-IN"/>
-        </w:rPr>
-        <w:t>ChatGPT</w:t>
-      </w:r>
-      <w:proofErr w:type="spellEnd"/>
-      <w:r>
-        <w:rPr>
-          <w:rFonts w:ascii="Arial" w:eastAsia="Times New Roman" w:hAnsi="Arial" w:cs="Arial"/>
-          <w:b/>
-          <w:bCs/>
-          <w:sz w:val="18"/>
-          <w:szCs w:val="18"/>
-          <w:lang w:eastAsia="en-IN"/>
-        </w:rPr>
-        <w:t xml:space="preserve"> said:</w:t>
+      <w:r>
+        <w:rPr>
+          <w:rFonts w:ascii="Arial" w:eastAsia="Times New Roman" w:hAnsi="Arial" w:cs="Arial"/>
+          <w:b/>
+          <w:bCs/>
+          <w:sz w:val="18"/>
+          <w:szCs w:val="18"/>
+          <w:lang w:eastAsia="en-IN"/>
+        </w:rPr>
+        <w:t>ChatGPT said:</w:t>
       </w:r>
     </w:p>
     <w:p>
@@ -6834,7 +6651,6 @@
           <w:lang w:eastAsia="en-IN"/>
         </w:rPr>
       </w:pPr>
-      <w:proofErr w:type="spellStart"/>
       <w:r>
         <w:rPr>
           <w:rFonts w:ascii="Arial" w:eastAsia="Times New Roman" w:hAnsi="Arial" w:cs="Arial"/>
@@ -6844,7 +6660,6 @@
         </w:rPr>
         <w:t>CopyEdit</w:t>
       </w:r>
-      <w:proofErr w:type="spellEnd"/>
     </w:p>
     <w:p>
       <w:pPr>
@@ -6986,27 +6801,7 @@
           <w:szCs w:val="18"/>
           <w:lang w:eastAsia="en-IN"/>
         </w:rPr>
-        <w:t>numbers = [</w:t>
-      </w:r>
-      <w:proofErr w:type="spellStart"/>
-      <w:r>
-        <w:rPr>
-          <w:rFonts w:ascii="Arial" w:eastAsia="Times New Roman" w:hAnsi="Arial" w:cs="Arial"/>
-          <w:sz w:val="18"/>
-          <w:szCs w:val="18"/>
-          <w:lang w:eastAsia="en-IN"/>
-        </w:rPr>
-        <w:t>random.randint</w:t>
-      </w:r>
-      <w:proofErr w:type="spellEnd"/>
-      <w:r>
-        <w:rPr>
-          <w:rFonts w:ascii="Arial" w:eastAsia="Times New Roman" w:hAnsi="Arial" w:cs="Arial"/>
-          <w:sz w:val="18"/>
-          <w:szCs w:val="18"/>
-          <w:lang w:eastAsia="en-IN"/>
-        </w:rPr>
-        <w:t>(1, 1000000) for _ in range(1000000)]</w:t>
+        <w:t>numbers = [random.randint(1, 1000000) for _ in range(1000000)]</w:t>
       </w:r>
     </w:p>
     <w:p>
@@ -7104,25 +6899,14 @@
           <w:lang w:eastAsia="en-IN"/>
         </w:rPr>
       </w:pPr>
-      <w:proofErr w:type="spellStart"/>
-      <w:r>
-        <w:rPr>
-          <w:rFonts w:ascii="Arial" w:eastAsia="Times New Roman" w:hAnsi="Arial" w:cs="Arial"/>
-          <w:sz w:val="18"/>
-          <w:szCs w:val="18"/>
-          <w:lang w:eastAsia="en-IN"/>
-        </w:rPr>
-        <w:t>max_value</w:t>
-      </w:r>
-      <w:proofErr w:type="spellEnd"/>
-      <w:r>
-        <w:rPr>
-          <w:rFonts w:ascii="Arial" w:eastAsia="Times New Roman" w:hAnsi="Arial" w:cs="Arial"/>
-          <w:sz w:val="18"/>
-          <w:szCs w:val="18"/>
-          <w:lang w:eastAsia="en-IN"/>
-        </w:rPr>
-        <w:t xml:space="preserve"> = max(numbers)</w:t>
+      <w:r>
+        <w:rPr>
+          <w:rFonts w:ascii="Arial" w:eastAsia="Times New Roman" w:hAnsi="Arial" w:cs="Arial"/>
+          <w:sz w:val="18"/>
+          <w:szCs w:val="18"/>
+          <w:lang w:eastAsia="en-IN"/>
+        </w:rPr>
+        <w:t>max_value = max(numbers)</w:t>
       </w:r>
     </w:p>
     <w:p>
@@ -7189,27 +6973,7 @@
           <w:szCs w:val="18"/>
           <w:lang w:eastAsia="en-IN"/>
         </w:rPr>
-        <w:t xml:space="preserve">print("Greatest number is:", </w:t>
-      </w:r>
-      <w:proofErr w:type="spellStart"/>
-      <w:r>
-        <w:rPr>
-          <w:rFonts w:ascii="Arial" w:eastAsia="Times New Roman" w:hAnsi="Arial" w:cs="Arial"/>
-          <w:sz w:val="18"/>
-          <w:szCs w:val="18"/>
-          <w:lang w:eastAsia="en-IN"/>
-        </w:rPr>
-        <w:t>max_value</w:t>
-      </w:r>
-      <w:proofErr w:type="spellEnd"/>
-      <w:r>
-        <w:rPr>
-          <w:rFonts w:ascii="Arial" w:eastAsia="Times New Roman" w:hAnsi="Arial" w:cs="Arial"/>
-          <w:sz w:val="18"/>
-          <w:szCs w:val="18"/>
-          <w:lang w:eastAsia="en-IN"/>
-        </w:rPr>
-        <w:t>)</w:t>
+        <w:t>print("Greatest number is:", max_value)</w:t>
       </w:r>
     </w:p>
     <w:p>
@@ -7249,6 +7013,7 @@
           <w:szCs w:val="18"/>
           <w:lang w:eastAsia="en-IN"/>
         </w:rPr>
+        <w:lastRenderedPageBreak/>
         <w:pict>
           <v:rect id="_x0000_i1057" style="width:0;height:1.5pt" o:hralign="center" o:hrstd="t" o:hr="t" fillcolor="#a0a0a0" stroked="f"/>
         </w:pict>
@@ -7439,7 +7204,6 @@
           <w:szCs w:val="18"/>
           <w:lang w:eastAsia="en-IN"/>
         </w:rPr>
-        <w:lastRenderedPageBreak/>
         <w:t>python</w:t>
       </w:r>
     </w:p>
@@ -7471,7 +7235,6 @@
           <w:lang w:eastAsia="en-IN"/>
         </w:rPr>
       </w:pPr>
-      <w:proofErr w:type="spellStart"/>
       <w:r>
         <w:rPr>
           <w:rFonts w:ascii="Arial" w:eastAsia="Times New Roman" w:hAnsi="Arial" w:cs="Arial"/>
@@ -7481,7 +7244,6 @@
         </w:rPr>
         <w:t>CopyEdit</w:t>
       </w:r>
-      <w:proofErr w:type="spellEnd"/>
     </w:p>
     <w:p>
       <w:pPr>
@@ -7549,45 +7311,14 @@
           <w:lang w:eastAsia="en-IN"/>
         </w:rPr>
       </w:pPr>
-      <w:proofErr w:type="spellStart"/>
-      <w:r>
-        <w:rPr>
-          <w:rFonts w:ascii="Arial" w:eastAsia="Times New Roman" w:hAnsi="Arial" w:cs="Arial"/>
-          <w:sz w:val="18"/>
-          <w:szCs w:val="18"/>
-          <w:lang w:eastAsia="en-IN"/>
-        </w:rPr>
-        <w:t>max_value</w:t>
-      </w:r>
-      <w:proofErr w:type="spellEnd"/>
-      <w:r>
-        <w:rPr>
-          <w:rFonts w:ascii="Arial" w:eastAsia="Times New Roman" w:hAnsi="Arial" w:cs="Arial"/>
-          <w:sz w:val="18"/>
-          <w:szCs w:val="18"/>
-          <w:lang w:eastAsia="en-IN"/>
-        </w:rPr>
-        <w:t xml:space="preserve"> = float('-</w:t>
-      </w:r>
-      <w:proofErr w:type="spellStart"/>
-      <w:r>
-        <w:rPr>
-          <w:rFonts w:ascii="Arial" w:eastAsia="Times New Roman" w:hAnsi="Arial" w:cs="Arial"/>
-          <w:sz w:val="18"/>
-          <w:szCs w:val="18"/>
-          <w:lang w:eastAsia="en-IN"/>
-        </w:rPr>
-        <w:t>inf</w:t>
-      </w:r>
-      <w:proofErr w:type="spellEnd"/>
-      <w:r>
-        <w:rPr>
-          <w:rFonts w:ascii="Arial" w:eastAsia="Times New Roman" w:hAnsi="Arial" w:cs="Arial"/>
-          <w:sz w:val="18"/>
-          <w:szCs w:val="18"/>
-          <w:lang w:eastAsia="en-IN"/>
-        </w:rPr>
-        <w:t>')</w:t>
+      <w:r>
+        <w:rPr>
+          <w:rFonts w:ascii="Arial" w:eastAsia="Times New Roman" w:hAnsi="Arial" w:cs="Arial"/>
+          <w:sz w:val="18"/>
+          <w:szCs w:val="18"/>
+          <w:lang w:eastAsia="en-IN"/>
+        </w:rPr>
+        <w:t>max_value = float('-inf')</w:t>
       </w:r>
     </w:p>
     <w:p>
@@ -7701,27 +7432,7 @@
           <w:szCs w:val="18"/>
           <w:lang w:eastAsia="en-IN"/>
         </w:rPr>
-        <w:t xml:space="preserve">        number = int(</w:t>
-      </w:r>
-      <w:proofErr w:type="spellStart"/>
-      <w:r>
-        <w:rPr>
-          <w:rFonts w:ascii="Arial" w:eastAsia="Times New Roman" w:hAnsi="Arial" w:cs="Arial"/>
-          <w:sz w:val="18"/>
-          <w:szCs w:val="18"/>
-          <w:lang w:eastAsia="en-IN"/>
-        </w:rPr>
-        <w:t>line.strip</w:t>
-      </w:r>
-      <w:proofErr w:type="spellEnd"/>
-      <w:r>
-        <w:rPr>
-          <w:rFonts w:ascii="Arial" w:eastAsia="Times New Roman" w:hAnsi="Arial" w:cs="Arial"/>
-          <w:sz w:val="18"/>
-          <w:szCs w:val="18"/>
-          <w:lang w:eastAsia="en-IN"/>
-        </w:rPr>
-        <w:t>())</w:t>
+        <w:t xml:space="preserve">        number = int(line.strip())</w:t>
       </w:r>
     </w:p>
     <w:p>
@@ -7759,27 +7470,7 @@
           <w:szCs w:val="18"/>
           <w:lang w:eastAsia="en-IN"/>
         </w:rPr>
-        <w:t xml:space="preserve">        if number &gt; </w:t>
-      </w:r>
-      <w:proofErr w:type="spellStart"/>
-      <w:r>
-        <w:rPr>
-          <w:rFonts w:ascii="Arial" w:eastAsia="Times New Roman" w:hAnsi="Arial" w:cs="Arial"/>
-          <w:sz w:val="18"/>
-          <w:szCs w:val="18"/>
-          <w:lang w:eastAsia="en-IN"/>
-        </w:rPr>
-        <w:t>max_value</w:t>
-      </w:r>
-      <w:proofErr w:type="spellEnd"/>
-      <w:r>
-        <w:rPr>
-          <w:rFonts w:ascii="Arial" w:eastAsia="Times New Roman" w:hAnsi="Arial" w:cs="Arial"/>
-          <w:sz w:val="18"/>
-          <w:szCs w:val="18"/>
-          <w:lang w:eastAsia="en-IN"/>
-        </w:rPr>
-        <w:t>:</w:t>
+        <w:t xml:space="preserve">        if number &gt; max_value:</w:t>
       </w:r>
     </w:p>
     <w:p>
@@ -7817,27 +7508,7 @@
           <w:szCs w:val="18"/>
           <w:lang w:eastAsia="en-IN"/>
         </w:rPr>
-        <w:t xml:space="preserve">            </w:t>
-      </w:r>
-      <w:proofErr w:type="spellStart"/>
-      <w:r>
-        <w:rPr>
-          <w:rFonts w:ascii="Arial" w:eastAsia="Times New Roman" w:hAnsi="Arial" w:cs="Arial"/>
-          <w:sz w:val="18"/>
-          <w:szCs w:val="18"/>
-          <w:lang w:eastAsia="en-IN"/>
-        </w:rPr>
-        <w:t>max_value</w:t>
-      </w:r>
-      <w:proofErr w:type="spellEnd"/>
-      <w:r>
-        <w:rPr>
-          <w:rFonts w:ascii="Arial" w:eastAsia="Times New Roman" w:hAnsi="Arial" w:cs="Arial"/>
-          <w:sz w:val="18"/>
-          <w:szCs w:val="18"/>
-          <w:lang w:eastAsia="en-IN"/>
-        </w:rPr>
-        <w:t xml:space="preserve"> = number</w:t>
+        <w:t xml:space="preserve">            max_value = number</w:t>
       </w:r>
     </w:p>
     <w:p>
@@ -8108,29 +7779,16 @@
           <w:lang w:eastAsia="en-IN"/>
         </w:rPr>
       </w:pPr>
-      <w:proofErr w:type="spellStart"/>
-      <w:r>
-        <w:rPr>
-          <w:rFonts w:ascii="Arial" w:eastAsia="Times New Roman" w:hAnsi="Arial" w:cs="Arial"/>
-          <w:b/>
-          <w:bCs/>
-          <w:sz w:val="18"/>
-          <w:szCs w:val="18"/>
-          <w:lang w:eastAsia="en-IN"/>
-        </w:rPr>
-        <w:t>ChatGPT</w:t>
-      </w:r>
-      <w:proofErr w:type="spellEnd"/>
-      <w:r>
-        <w:rPr>
-          <w:rFonts w:ascii="Arial" w:eastAsia="Times New Roman" w:hAnsi="Arial" w:cs="Arial"/>
-          <w:b/>
-          <w:bCs/>
-          <w:sz w:val="18"/>
-          <w:szCs w:val="18"/>
-          <w:lang w:eastAsia="en-IN"/>
-        </w:rPr>
-        <w:t xml:space="preserve"> said:</w:t>
+      <w:r>
+        <w:rPr>
+          <w:rFonts w:ascii="Arial" w:eastAsia="Times New Roman" w:hAnsi="Arial" w:cs="Arial"/>
+          <w:b/>
+          <w:bCs/>
+          <w:sz w:val="18"/>
+          <w:szCs w:val="18"/>
+          <w:lang w:eastAsia="en-IN"/>
+        </w:rPr>
+        <w:t>ChatGPT said:</w:t>
       </w:r>
     </w:p>
     <w:p>
@@ -8566,6 +8224,7 @@
           <w:szCs w:val="18"/>
           <w:lang w:eastAsia="en-IN"/>
         </w:rPr>
+        <w:lastRenderedPageBreak/>
         <w:t>Sydney (SYD)</w:t>
       </w:r>
       <w:r>
@@ -8861,7 +8520,6 @@
                 <w:szCs w:val="18"/>
                 <w:lang w:eastAsia="en-IN"/>
               </w:rPr>
-              <w:lastRenderedPageBreak/>
               <w:t>Airline</w:t>
             </w:r>
           </w:p>
@@ -9391,27 +9049,7 @@
           <w:szCs w:val="18"/>
           <w:lang w:eastAsia="en-IN"/>
         </w:rPr>
-        <w:t xml:space="preserve">: Google Flights, </w:t>
-      </w:r>
-      <w:proofErr w:type="spellStart"/>
-      <w:r>
-        <w:rPr>
-          <w:rFonts w:ascii="Arial" w:eastAsia="Times New Roman" w:hAnsi="Arial" w:cs="Arial"/>
-          <w:sz w:val="18"/>
-          <w:szCs w:val="18"/>
-          <w:lang w:eastAsia="en-IN"/>
-        </w:rPr>
-        <w:t>Skyscanner</w:t>
-      </w:r>
-      <w:proofErr w:type="spellEnd"/>
-      <w:r>
-        <w:rPr>
-          <w:rFonts w:ascii="Arial" w:eastAsia="Times New Roman" w:hAnsi="Arial" w:cs="Arial"/>
-          <w:sz w:val="18"/>
-          <w:szCs w:val="18"/>
-          <w:lang w:eastAsia="en-IN"/>
-        </w:rPr>
-        <w:t>, Hopper</w:t>
+        <w:t>: Google Flights, Skyscanner, Hopper</w:t>
       </w:r>
     </w:p>
     <w:p>
@@ -10029,6 +9667,7 @@
           <w:szCs w:val="18"/>
           <w:lang w:eastAsia="en-IN"/>
         </w:rPr>
+        <w:lastRenderedPageBreak/>
         <w:t>Would you like help finding the cheapest current flights, or suggestions for an itinerary (e.g., Sydney + Great Barrier Reef + Melbourne)?</w:t>
       </w:r>
     </w:p>
@@ -10074,39 +9713,55 @@
           <w:szCs w:val="18"/>
           <w:lang w:eastAsia="en-IN"/>
         </w:rPr>
-        <w:t xml:space="preserve">what is am travelling from </w:t>
-      </w:r>
-      <w:proofErr w:type="spellStart"/>
-      <w:r>
-        <w:rPr>
-          <w:rFonts w:ascii="Arial" w:eastAsia="Times New Roman" w:hAnsi="Arial" w:cs="Arial"/>
-          <w:sz w:val="18"/>
-          <w:szCs w:val="18"/>
-          <w:lang w:eastAsia="en-IN"/>
-        </w:rPr>
-        <w:t>dallas</w:t>
-      </w:r>
-      <w:proofErr w:type="spellEnd"/>
-      <w:r>
-        <w:rPr>
-          <w:rFonts w:ascii="Arial" w:eastAsia="Times New Roman" w:hAnsi="Arial" w:cs="Arial"/>
-          <w:sz w:val="18"/>
-          <w:szCs w:val="18"/>
-          <w:lang w:eastAsia="en-IN"/>
-        </w:rPr>
-        <w:t xml:space="preserve"> and arriving at </w:t>
-      </w:r>
-      <w:proofErr w:type="spellStart"/>
-      <w:r>
-        <w:rPr>
-          <w:rFonts w:ascii="Arial" w:eastAsia="Times New Roman" w:hAnsi="Arial" w:cs="Arial"/>
-          <w:sz w:val="18"/>
-          <w:szCs w:val="18"/>
-          <w:lang w:eastAsia="en-IN"/>
-        </w:rPr>
-        <w:t>mlebourne</w:t>
-      </w:r>
-      <w:proofErr w:type="spellEnd"/>
+        <w:t>what if</w:t>
+      </w:r>
+      <w:r>
+        <w:rPr>
+          <w:rFonts w:ascii="Arial" w:eastAsia="Times New Roman" w:hAnsi="Arial" w:cs="Arial"/>
+          <w:sz w:val="18"/>
+          <w:szCs w:val="18"/>
+          <w:lang w:eastAsia="en-IN"/>
+        </w:rPr>
+        <w:t xml:space="preserve"> am travelling from dallas and </w:t>
+      </w:r>
+      <w:r>
+        <w:rPr>
+          <w:rFonts w:ascii="Arial" w:eastAsia="Times New Roman" w:hAnsi="Arial" w:cs="Arial"/>
+          <w:sz w:val="18"/>
+          <w:szCs w:val="18"/>
+          <w:lang w:eastAsia="en-IN"/>
+        </w:rPr>
+        <w:t>arriving at m</w:t>
+      </w:r>
+      <w:r>
+        <w:rPr>
+          <w:rFonts w:ascii="Arial" w:eastAsia="Times New Roman" w:hAnsi="Arial" w:cs="Arial"/>
+          <w:sz w:val="18"/>
+          <w:szCs w:val="18"/>
+          <w:lang w:eastAsia="en-IN"/>
+        </w:rPr>
+        <w:t>e</w:t>
+      </w:r>
+      <w:r>
+        <w:rPr>
+          <w:rFonts w:ascii="Arial" w:eastAsia="Times New Roman" w:hAnsi="Arial" w:cs="Arial"/>
+          <w:sz w:val="18"/>
+          <w:szCs w:val="18"/>
+          <w:lang w:eastAsia="en-IN"/>
+        </w:rPr>
+        <w:t>l</w:t>
+      </w:r>
+      <w:bookmarkStart w:id="0" w:name="_GoBack"/>
+      <w:bookmarkEnd w:id="0"/>
+      <w:r>
+        <w:rPr>
+          <w:rFonts w:ascii="Arial" w:eastAsia="Times New Roman" w:hAnsi="Arial" w:cs="Arial"/>
+          <w:sz w:val="18"/>
+          <w:szCs w:val="18"/>
+          <w:lang w:eastAsia="en-IN"/>
+        </w:rPr>
+        <w:t>bourne</w:t>
+      </w:r>
     </w:p>
     <w:p>
       <w:pPr>
@@ -10121,29 +9776,16 @@
           <w:lang w:eastAsia="en-IN"/>
         </w:rPr>
       </w:pPr>
-      <w:proofErr w:type="spellStart"/>
-      <w:r>
-        <w:rPr>
-          <w:rFonts w:ascii="Arial" w:eastAsia="Times New Roman" w:hAnsi="Arial" w:cs="Arial"/>
-          <w:b/>
-          <w:bCs/>
-          <w:sz w:val="18"/>
-          <w:szCs w:val="18"/>
-          <w:lang w:eastAsia="en-IN"/>
-        </w:rPr>
-        <w:t>ChatGPT</w:t>
-      </w:r>
-      <w:proofErr w:type="spellEnd"/>
-      <w:r>
-        <w:rPr>
-          <w:rFonts w:ascii="Arial" w:eastAsia="Times New Roman" w:hAnsi="Arial" w:cs="Arial"/>
-          <w:b/>
-          <w:bCs/>
-          <w:sz w:val="18"/>
-          <w:szCs w:val="18"/>
-          <w:lang w:eastAsia="en-IN"/>
-        </w:rPr>
-        <w:t xml:space="preserve"> said:</w:t>
+      <w:r>
+        <w:rPr>
+          <w:rFonts w:ascii="Arial" w:eastAsia="Times New Roman" w:hAnsi="Arial" w:cs="Arial"/>
+          <w:b/>
+          <w:bCs/>
+          <w:sz w:val="18"/>
+          <w:szCs w:val="18"/>
+          <w:lang w:eastAsia="en-IN"/>
+        </w:rPr>
+        <w:t>ChatGPT said:</w:t>
       </w:r>
     </w:p>
     <w:p>
@@ -10223,7 +9865,6 @@
           <w:szCs w:val="18"/>
           <w:lang w:eastAsia="en-IN"/>
         </w:rPr>
-        <w:lastRenderedPageBreak/>
         <w:pict>
           <v:rect id="_x0000_i1066" style="width:0;height:1.5pt" o:hralign="center" o:hrstd="t" o:hr="t" fillcolor="#a0a0a0" stroked="f"/>
         </w:pict>
@@ -10955,27 +10596,7 @@
                 <w:szCs w:val="18"/>
                 <w:lang w:eastAsia="en-IN"/>
               </w:rPr>
-              <w:t xml:space="preserve">Longer journey (~24–30 </w:t>
-            </w:r>
-            <w:proofErr w:type="spellStart"/>
-            <w:r>
-              <w:rPr>
-                <w:rFonts w:ascii="Arial" w:eastAsia="Times New Roman" w:hAnsi="Arial" w:cs="Arial"/>
-                <w:sz w:val="18"/>
-                <w:szCs w:val="18"/>
-                <w:lang w:eastAsia="en-IN"/>
-              </w:rPr>
-              <w:t>hrs</w:t>
-            </w:r>
-            <w:proofErr w:type="spellEnd"/>
-            <w:r>
-              <w:rPr>
-                <w:rFonts w:ascii="Arial" w:eastAsia="Times New Roman" w:hAnsi="Arial" w:cs="Arial"/>
-                <w:sz w:val="18"/>
-                <w:szCs w:val="18"/>
-                <w:lang w:eastAsia="en-IN"/>
-              </w:rPr>
-              <w:t>), but luxurious service</w:t>
+              <w:t>Longer journey (~24–30 hrs), but luxurious service</w:t>
             </w:r>
           </w:p>
         </w:tc>
@@ -11190,7 +10811,6 @@
         </w:rPr>
         <w:t xml:space="preserve"> or </w:t>
       </w:r>
-      <w:proofErr w:type="spellStart"/>
       <w:r>
         <w:rPr>
           <w:rFonts w:ascii="Arial" w:eastAsia="Times New Roman" w:hAnsi="Arial" w:cs="Arial"/>
@@ -11202,7 +10822,6 @@
         </w:rPr>
         <w:t>Skyscanner</w:t>
       </w:r>
-      <w:proofErr w:type="spellEnd"/>
       <w:r>
         <w:rPr>
           <w:rFonts w:ascii="Arial" w:eastAsia="Times New Roman" w:hAnsi="Arial" w:cs="Arial"/>
@@ -11453,6 +11072,7 @@
           <w:szCs w:val="18"/>
           <w:lang w:eastAsia="en-IN"/>
         </w:rPr>
+        <w:lastRenderedPageBreak/>
         <w:t>🎒</w:t>
       </w:r>
       <w:r>
@@ -11567,27 +11187,7 @@
           <w:szCs w:val="18"/>
           <w:lang w:eastAsia="en-IN"/>
         </w:rPr>
-        <w:t>Prepare for long flights: noise-</w:t>
-      </w:r>
-      <w:proofErr w:type="spellStart"/>
-      <w:r>
-        <w:rPr>
-          <w:rFonts w:ascii="Arial" w:eastAsia="Times New Roman" w:hAnsi="Arial" w:cs="Arial"/>
-          <w:sz w:val="18"/>
-          <w:szCs w:val="18"/>
-          <w:lang w:eastAsia="en-IN"/>
-        </w:rPr>
-        <w:t>canceling</w:t>
-      </w:r>
-      <w:proofErr w:type="spellEnd"/>
-      <w:r>
-        <w:rPr>
-          <w:rFonts w:ascii="Arial" w:eastAsia="Times New Roman" w:hAnsi="Arial" w:cs="Arial"/>
-          <w:sz w:val="18"/>
-          <w:szCs w:val="18"/>
-          <w:lang w:eastAsia="en-IN"/>
-        </w:rPr>
-        <w:t xml:space="preserve"> headphones, neck pillow, etc.</w:t>
+        <w:t>Prepare for long flights: noise-canceling headphones, neck pillow, etc.</w:t>
       </w:r>
     </w:p>
     <w:p>
@@ -11716,7 +11316,6 @@
           <w:szCs w:val="18"/>
           <w:lang w:eastAsia="en-IN"/>
         </w:rPr>
-        <w:lastRenderedPageBreak/>
         <w:t xml:space="preserve">Operated by </w:t>
       </w:r>
       <w:r>
@@ -11910,29 +11509,16 @@
           <w:lang w:eastAsia="en-IN"/>
         </w:rPr>
       </w:pPr>
-      <w:proofErr w:type="spellStart"/>
-      <w:r>
-        <w:rPr>
-          <w:rFonts w:ascii="Arial" w:eastAsia="Times New Roman" w:hAnsi="Arial" w:cs="Arial"/>
-          <w:b/>
-          <w:bCs/>
-          <w:sz w:val="18"/>
-          <w:szCs w:val="18"/>
-          <w:lang w:eastAsia="en-IN"/>
-        </w:rPr>
-        <w:t>ChatGPT</w:t>
-      </w:r>
-      <w:proofErr w:type="spellEnd"/>
-      <w:r>
-        <w:rPr>
-          <w:rFonts w:ascii="Arial" w:eastAsia="Times New Roman" w:hAnsi="Arial" w:cs="Arial"/>
-          <w:b/>
-          <w:bCs/>
-          <w:sz w:val="18"/>
-          <w:szCs w:val="18"/>
-          <w:lang w:eastAsia="en-IN"/>
-        </w:rPr>
-        <w:t xml:space="preserve"> said:</w:t>
+      <w:r>
+        <w:rPr>
+          <w:rFonts w:ascii="Arial" w:eastAsia="Times New Roman" w:hAnsi="Arial" w:cs="Arial"/>
+          <w:b/>
+          <w:bCs/>
+          <w:sz w:val="18"/>
+          <w:szCs w:val="18"/>
+          <w:lang w:eastAsia="en-IN"/>
+        </w:rPr>
+        <w:t>ChatGPT said:</w:t>
       </w:r>
     </w:p>
     <w:p>
@@ -12467,6 +12053,7 @@
           <w:szCs w:val="18"/>
           <w:lang w:eastAsia="en-IN"/>
         </w:rPr>
+        <w:lastRenderedPageBreak/>
         <w:t>Travel tips</w:t>
       </w:r>
       <w:r>
@@ -12675,7 +12262,6 @@
           <w:szCs w:val="18"/>
           <w:lang w:eastAsia="en-IN"/>
         </w:rPr>
-        <w:lastRenderedPageBreak/>
         <w:t>Context (e.g., you mentioned July/August, so Australian winter is relevant)</w:t>
       </w:r>
     </w:p>
@@ -12798,27 +12384,7 @@
           <w:szCs w:val="18"/>
           <w:lang w:eastAsia="en-IN"/>
         </w:rPr>
-        <w:t xml:space="preserve"> </w:t>
-      </w:r>
-      <w:proofErr w:type="spellStart"/>
-      <w:r>
-        <w:rPr>
-          <w:rFonts w:ascii="Arial" w:eastAsia="Times New Roman" w:hAnsi="Arial" w:cs="Arial"/>
-          <w:sz w:val="18"/>
-          <w:szCs w:val="18"/>
-          <w:lang w:eastAsia="en-IN"/>
-        </w:rPr>
-        <w:t>vs</w:t>
-      </w:r>
-      <w:proofErr w:type="spellEnd"/>
-      <w:r>
-        <w:rPr>
-          <w:rFonts w:ascii="Arial" w:eastAsia="Times New Roman" w:hAnsi="Arial" w:cs="Arial"/>
-          <w:sz w:val="18"/>
-          <w:szCs w:val="18"/>
-          <w:lang w:eastAsia="en-IN"/>
-        </w:rPr>
-        <w:t xml:space="preserve"> </w:t>
+        <w:t xml:space="preserve"> vs </w:t>
       </w:r>
       <w:r>
         <w:rPr>
@@ -12838,27 +12404,7 @@
           <w:szCs w:val="18"/>
           <w:lang w:eastAsia="en-IN"/>
         </w:rPr>
-        <w:t xml:space="preserve"> </w:t>
-      </w:r>
-      <w:proofErr w:type="spellStart"/>
-      <w:r>
-        <w:rPr>
-          <w:rFonts w:ascii="Arial" w:eastAsia="Times New Roman" w:hAnsi="Arial" w:cs="Arial"/>
-          <w:sz w:val="18"/>
-          <w:szCs w:val="18"/>
-          <w:lang w:eastAsia="en-IN"/>
-        </w:rPr>
-        <w:t>vs</w:t>
-      </w:r>
-      <w:proofErr w:type="spellEnd"/>
-      <w:r>
-        <w:rPr>
-          <w:rFonts w:ascii="Arial" w:eastAsia="Times New Roman" w:hAnsi="Arial" w:cs="Arial"/>
-          <w:sz w:val="18"/>
-          <w:szCs w:val="18"/>
-          <w:lang w:eastAsia="en-IN"/>
-        </w:rPr>
-        <w:t xml:space="preserve"> </w:t>
+        <w:t xml:space="preserve"> vs </w:t>
       </w:r>
       <w:r>
         <w:rPr>
@@ -13324,27 +12870,7 @@
                 <w:szCs w:val="18"/>
                 <w:lang w:eastAsia="en-IN"/>
               </w:rPr>
-              <w:t xml:space="preserve">Recommends best options based on general </w:t>
-            </w:r>
-            <w:proofErr w:type="spellStart"/>
-            <w:r>
-              <w:rPr>
-                <w:rFonts w:ascii="Arial" w:eastAsia="Times New Roman" w:hAnsi="Arial" w:cs="Arial"/>
-                <w:sz w:val="18"/>
-                <w:szCs w:val="18"/>
-                <w:lang w:eastAsia="en-IN"/>
-              </w:rPr>
-              <w:t>traveler</w:t>
-            </w:r>
-            <w:proofErr w:type="spellEnd"/>
-            <w:r>
-              <w:rPr>
-                <w:rFonts w:ascii="Arial" w:eastAsia="Times New Roman" w:hAnsi="Arial" w:cs="Arial"/>
-                <w:sz w:val="18"/>
-                <w:szCs w:val="18"/>
-                <w:lang w:eastAsia="en-IN"/>
-              </w:rPr>
-              <w:t xml:space="preserve"> goals</w:t>
+              <w:t>Recommends best options based on general traveler goals</w:t>
             </w:r>
           </w:p>
         </w:tc>
@@ -13389,27 +12915,7 @@
           <w:szCs w:val="18"/>
           <w:lang w:eastAsia="en-IN"/>
         </w:rPr>
-        <w:t xml:space="preserve">Let me know if you'd like to see a version of this as </w:t>
-      </w:r>
-      <w:proofErr w:type="spellStart"/>
-      <w:r>
-        <w:rPr>
-          <w:rFonts w:ascii="Arial" w:eastAsia="Times New Roman" w:hAnsi="Arial" w:cs="Arial"/>
-          <w:sz w:val="18"/>
-          <w:szCs w:val="18"/>
-          <w:lang w:eastAsia="en-IN"/>
-        </w:rPr>
-        <w:t>pseudocode</w:t>
-      </w:r>
-      <w:proofErr w:type="spellEnd"/>
-      <w:r>
-        <w:rPr>
-          <w:rFonts w:ascii="Arial" w:eastAsia="Times New Roman" w:hAnsi="Arial" w:cs="Arial"/>
-          <w:sz w:val="18"/>
-          <w:szCs w:val="18"/>
-          <w:lang w:eastAsia="en-IN"/>
-        </w:rPr>
-        <w:t xml:space="preserve"> or prompt logic — or if you're exploring how to build similar systems yourself.</w:t>
+        <w:t>Let me know if you'd like to see a version of this as pseudocode or prompt logic — or if you're exploring how to build similar systems yourself.</w:t>
       </w:r>
     </w:p>
     <w:p>
@@ -13454,27 +12960,7 @@
           <w:szCs w:val="18"/>
           <w:lang w:eastAsia="en-IN"/>
         </w:rPr>
-        <w:t xml:space="preserve">Use TOT technique to help me plan my travel from USA to </w:t>
-      </w:r>
-      <w:proofErr w:type="spellStart"/>
-      <w:r>
-        <w:rPr>
-          <w:rFonts w:ascii="Arial" w:eastAsia="Times New Roman" w:hAnsi="Arial" w:cs="Arial"/>
-          <w:sz w:val="18"/>
-          <w:szCs w:val="18"/>
-          <w:lang w:eastAsia="en-IN"/>
-        </w:rPr>
-        <w:t>australia</w:t>
-      </w:r>
-      <w:proofErr w:type="spellEnd"/>
-      <w:r>
-        <w:rPr>
-          <w:rFonts w:ascii="Arial" w:eastAsia="Times New Roman" w:hAnsi="Arial" w:cs="Arial"/>
-          <w:sz w:val="18"/>
-          <w:szCs w:val="18"/>
-          <w:lang w:eastAsia="en-IN"/>
-        </w:rPr>
-        <w:t xml:space="preserve"> and explain the same</w:t>
+        <w:t>Use TOT technique to help me plan my travel from USA to australia and explain the same</w:t>
       </w:r>
     </w:p>
     <w:p>
@@ -13490,29 +12976,16 @@
           <w:lang w:eastAsia="en-IN"/>
         </w:rPr>
       </w:pPr>
-      <w:proofErr w:type="spellStart"/>
-      <w:r>
-        <w:rPr>
-          <w:rFonts w:ascii="Arial" w:eastAsia="Times New Roman" w:hAnsi="Arial" w:cs="Arial"/>
-          <w:b/>
-          <w:bCs/>
-          <w:sz w:val="18"/>
-          <w:szCs w:val="18"/>
-          <w:lang w:eastAsia="en-IN"/>
-        </w:rPr>
-        <w:t>ChatGPT</w:t>
-      </w:r>
-      <w:proofErr w:type="spellEnd"/>
-      <w:r>
-        <w:rPr>
-          <w:rFonts w:ascii="Arial" w:eastAsia="Times New Roman" w:hAnsi="Arial" w:cs="Arial"/>
-          <w:b/>
-          <w:bCs/>
-          <w:sz w:val="18"/>
-          <w:szCs w:val="18"/>
-          <w:lang w:eastAsia="en-IN"/>
-        </w:rPr>
-        <w:t xml:space="preserve"> said:</w:t>
+      <w:r>
+        <w:rPr>
+          <w:rFonts w:ascii="Arial" w:eastAsia="Times New Roman" w:hAnsi="Arial" w:cs="Arial"/>
+          <w:b/>
+          <w:bCs/>
+          <w:sz w:val="18"/>
+          <w:szCs w:val="18"/>
+          <w:lang w:eastAsia="en-IN"/>
+        </w:rPr>
+        <w:t>ChatGPT said:</w:t>
       </w:r>
     </w:p>
     <w:p>
@@ -13534,29 +13007,16 @@
         </w:rPr>
         <w:t xml:space="preserve">Perfect — let’s use the </w:t>
       </w:r>
-      <w:proofErr w:type="spellStart"/>
-      <w:r>
-        <w:rPr>
-          <w:rFonts w:ascii="Arial" w:eastAsia="Times New Roman" w:hAnsi="Arial" w:cs="Arial"/>
-          <w:b/>
-          <w:bCs/>
-          <w:sz w:val="18"/>
-          <w:szCs w:val="18"/>
-          <w:lang w:eastAsia="en-IN"/>
-        </w:rPr>
-        <w:t>ToT</w:t>
-      </w:r>
-      <w:proofErr w:type="spellEnd"/>
-      <w:r>
-        <w:rPr>
-          <w:rFonts w:ascii="Arial" w:eastAsia="Times New Roman" w:hAnsi="Arial" w:cs="Arial"/>
-          <w:b/>
-          <w:bCs/>
-          <w:sz w:val="18"/>
-          <w:szCs w:val="18"/>
-          <w:lang w:eastAsia="en-IN"/>
-        </w:rPr>
-        <w:t xml:space="preserve"> (Tree of Thoughts)</w:t>
+      <w:r>
+        <w:rPr>
+          <w:rFonts w:ascii="Arial" w:eastAsia="Times New Roman" w:hAnsi="Arial" w:cs="Arial"/>
+          <w:b/>
+          <w:bCs/>
+          <w:sz w:val="18"/>
+          <w:szCs w:val="18"/>
+          <w:lang w:eastAsia="en-IN"/>
+        </w:rPr>
+        <w:t>ToT (Tree of Thoughts)</w:t>
       </w:r>
       <w:r>
         <w:rPr>
@@ -13663,77 +13123,29 @@
           <w:szCs w:val="18"/>
           <w:lang w:eastAsia="en-IN"/>
         </w:rPr>
-        <w:t xml:space="preserve"> What is </w:t>
-      </w:r>
-      <w:proofErr w:type="spellStart"/>
-      <w:r>
-        <w:rPr>
-          <w:rFonts w:ascii="Arial" w:eastAsia="Times New Roman" w:hAnsi="Arial" w:cs="Arial"/>
-          <w:b/>
-          <w:bCs/>
-          <w:sz w:val="18"/>
-          <w:szCs w:val="18"/>
-          <w:lang w:eastAsia="en-IN"/>
-        </w:rPr>
-        <w:t>ToT</w:t>
-      </w:r>
-      <w:proofErr w:type="spellEnd"/>
-      <w:r>
-        <w:rPr>
-          <w:rFonts w:ascii="Arial" w:eastAsia="Times New Roman" w:hAnsi="Arial" w:cs="Arial"/>
-          <w:b/>
-          <w:bCs/>
-          <w:sz w:val="18"/>
-          <w:szCs w:val="18"/>
-          <w:lang w:eastAsia="en-IN"/>
-        </w:rPr>
-        <w:t xml:space="preserve"> (Tree of Thoughts)?</w:t>
-      </w:r>
-    </w:p>
-    <w:p>
-      <w:pPr>
-        <w:spacing w:before="100" w:beforeAutospacing="1" w:after="100" w:afterAutospacing="1" w:line="240" w:lineRule="auto"/>
-        <w:rPr>
-          <w:rFonts w:ascii="Arial" w:eastAsia="Times New Roman" w:hAnsi="Arial" w:cs="Arial"/>
-          <w:sz w:val="18"/>
-          <w:szCs w:val="18"/>
-          <w:lang w:eastAsia="en-IN"/>
-        </w:rPr>
-      </w:pPr>
-      <w:r>
-        <w:rPr>
-          <w:rFonts w:ascii="Arial" w:eastAsia="Times New Roman" w:hAnsi="Arial" w:cs="Arial"/>
-          <w:b/>
-          <w:bCs/>
-          <w:sz w:val="18"/>
-          <w:szCs w:val="18"/>
-          <w:lang w:eastAsia="en-IN"/>
-        </w:rPr>
-        <w:t>Tree of Thoughts (</w:t>
-      </w:r>
-      <w:proofErr w:type="spellStart"/>
-      <w:r>
-        <w:rPr>
-          <w:rFonts w:ascii="Arial" w:eastAsia="Times New Roman" w:hAnsi="Arial" w:cs="Arial"/>
-          <w:b/>
-          <w:bCs/>
-          <w:sz w:val="18"/>
-          <w:szCs w:val="18"/>
-          <w:lang w:eastAsia="en-IN"/>
-        </w:rPr>
-        <w:t>ToT</w:t>
-      </w:r>
-      <w:proofErr w:type="spellEnd"/>
-      <w:r>
-        <w:rPr>
-          <w:rFonts w:ascii="Arial" w:eastAsia="Times New Roman" w:hAnsi="Arial" w:cs="Arial"/>
-          <w:b/>
-          <w:bCs/>
-          <w:sz w:val="18"/>
-          <w:szCs w:val="18"/>
-          <w:lang w:eastAsia="en-IN"/>
-        </w:rPr>
-        <w:t>)</w:t>
+        <w:t xml:space="preserve"> What is ToT (Tree of Thoughts)?</w:t>
+      </w:r>
+    </w:p>
+    <w:p>
+      <w:pPr>
+        <w:spacing w:before="100" w:beforeAutospacing="1" w:after="100" w:afterAutospacing="1" w:line="240" w:lineRule="auto"/>
+        <w:rPr>
+          <w:rFonts w:ascii="Arial" w:eastAsia="Times New Roman" w:hAnsi="Arial" w:cs="Arial"/>
+          <w:sz w:val="18"/>
+          <w:szCs w:val="18"/>
+          <w:lang w:eastAsia="en-IN"/>
+        </w:rPr>
+      </w:pPr>
+      <w:r>
+        <w:rPr>
+          <w:rFonts w:ascii="Arial" w:eastAsia="Times New Roman" w:hAnsi="Arial" w:cs="Arial"/>
+          <w:b/>
+          <w:bCs/>
+          <w:sz w:val="18"/>
+          <w:szCs w:val="18"/>
+          <w:lang w:eastAsia="en-IN"/>
+        </w:rPr>
+        <w:t>Tree of Thoughts (ToT)</w:t>
       </w:r>
       <w:r>
         <w:rPr>
@@ -13803,6 +13215,7 @@
           <w:szCs w:val="18"/>
           <w:lang w:eastAsia="en-IN"/>
         </w:rPr>
+        <w:lastRenderedPageBreak/>
         <w:t>Explores different options at each step</w:t>
       </w:r>
     </w:p>
@@ -13928,47 +13341,7 @@
           <w:szCs w:val="18"/>
           <w:lang w:eastAsia="en-IN"/>
         </w:rPr>
-        <w:t xml:space="preserve"> (e.g., cost </w:t>
-      </w:r>
-      <w:proofErr w:type="spellStart"/>
-      <w:r>
-        <w:rPr>
-          <w:rFonts w:ascii="Arial" w:eastAsia="Times New Roman" w:hAnsi="Arial" w:cs="Arial"/>
-          <w:sz w:val="18"/>
-          <w:szCs w:val="18"/>
-          <w:lang w:eastAsia="en-IN"/>
-        </w:rPr>
-        <w:t>vs</w:t>
-      </w:r>
-      <w:proofErr w:type="spellEnd"/>
-      <w:r>
-        <w:rPr>
-          <w:rFonts w:ascii="Arial" w:eastAsia="Times New Roman" w:hAnsi="Arial" w:cs="Arial"/>
-          <w:sz w:val="18"/>
-          <w:szCs w:val="18"/>
-          <w:lang w:eastAsia="en-IN"/>
-        </w:rPr>
-        <w:t xml:space="preserve"> speed </w:t>
-      </w:r>
-      <w:proofErr w:type="spellStart"/>
-      <w:r>
-        <w:rPr>
-          <w:rFonts w:ascii="Arial" w:eastAsia="Times New Roman" w:hAnsi="Arial" w:cs="Arial"/>
-          <w:sz w:val="18"/>
-          <w:szCs w:val="18"/>
-          <w:lang w:eastAsia="en-IN"/>
-        </w:rPr>
-        <w:t>vs</w:t>
-      </w:r>
-      <w:proofErr w:type="spellEnd"/>
-      <w:r>
-        <w:rPr>
-          <w:rFonts w:ascii="Arial" w:eastAsia="Times New Roman" w:hAnsi="Arial" w:cs="Arial"/>
-          <w:sz w:val="18"/>
-          <w:szCs w:val="18"/>
-          <w:lang w:eastAsia="en-IN"/>
-        </w:rPr>
-        <w:t xml:space="preserve"> comfort)</w:t>
+        <w:t xml:space="preserve"> (e.g., cost vs speed vs comfort)</w:t>
       </w:r>
     </w:p>
     <w:p>
@@ -14070,31 +13443,7 @@
           <w:szCs w:val="18"/>
           <w:lang w:eastAsia="en-IN"/>
         </w:rPr>
-        <w:t xml:space="preserve"> Travel Planning Using </w:t>
-      </w:r>
-      <w:proofErr w:type="spellStart"/>
-      <w:r>
-        <w:rPr>
-          <w:rFonts w:ascii="Arial" w:eastAsia="Times New Roman" w:hAnsi="Arial" w:cs="Arial"/>
-          <w:b/>
-          <w:bCs/>
-          <w:sz w:val="18"/>
-          <w:szCs w:val="18"/>
-          <w:lang w:eastAsia="en-IN"/>
-        </w:rPr>
-        <w:t>ToT</w:t>
-      </w:r>
-      <w:proofErr w:type="spellEnd"/>
-      <w:r>
-        <w:rPr>
-          <w:rFonts w:ascii="Arial" w:eastAsia="Times New Roman" w:hAnsi="Arial" w:cs="Arial"/>
-          <w:b/>
-          <w:bCs/>
-          <w:sz w:val="18"/>
-          <w:szCs w:val="18"/>
-          <w:lang w:eastAsia="en-IN"/>
-        </w:rPr>
-        <w:t>: USA → Australia</w:t>
+        <w:t xml:space="preserve"> Travel Planning Using ToT: USA → Australia</w:t>
       </w:r>
     </w:p>
     <w:p>
@@ -14141,7 +13490,6 @@
           <w:szCs w:val="18"/>
           <w:lang w:eastAsia="en-IN"/>
         </w:rPr>
-        <w:lastRenderedPageBreak/>
         <w:t>🧠 Main Goal: Plan the best way to travel from USA to Australia</w:t>
       </w:r>
     </w:p>
@@ -14904,6 +14252,7 @@
           <w:szCs w:val="18"/>
           <w:lang w:eastAsia="en-IN"/>
         </w:rPr>
+        <w:lastRenderedPageBreak/>
         <w:t>Branch 2:</w:t>
       </w:r>
     </w:p>
@@ -15089,7 +14438,6 @@
           <w:szCs w:val="18"/>
           <w:lang w:eastAsia="en-IN"/>
         </w:rPr>
-        <w:lastRenderedPageBreak/>
         <w:t>✅</w:t>
       </w:r>
       <w:r>
@@ -15850,6 +15198,7 @@
           <w:szCs w:val="18"/>
           <w:lang w:eastAsia="en-IN"/>
         </w:rPr>
+        <w:lastRenderedPageBreak/>
         <w:t>Departing from DFW (Dallas)</w:t>
       </w:r>
     </w:p>
@@ -16027,31 +15376,7 @@
           <w:szCs w:val="18"/>
           <w:lang w:eastAsia="en-IN"/>
         </w:rPr>
-        <w:t xml:space="preserve">🧠 </w:t>
-      </w:r>
-      <w:proofErr w:type="spellStart"/>
-      <w:r>
-        <w:rPr>
-          <w:rFonts w:ascii="Arial" w:eastAsia="Times New Roman" w:hAnsi="Arial" w:cs="Arial"/>
-          <w:b/>
-          <w:bCs/>
-          <w:sz w:val="18"/>
-          <w:szCs w:val="18"/>
-          <w:lang w:eastAsia="en-IN"/>
-        </w:rPr>
-        <w:t>ToT</w:t>
-      </w:r>
-      <w:proofErr w:type="spellEnd"/>
-      <w:r>
-        <w:rPr>
-          <w:rFonts w:ascii="Arial" w:eastAsia="Times New Roman" w:hAnsi="Arial" w:cs="Arial"/>
-          <w:b/>
-          <w:bCs/>
-          <w:sz w:val="18"/>
-          <w:szCs w:val="18"/>
-          <w:lang w:eastAsia="en-IN"/>
-        </w:rPr>
-        <w:t xml:space="preserve"> Summary:</w:t>
+        <w:t>🧠 ToT Summary:</w:t>
       </w:r>
     </w:p>
     <w:tbl>
@@ -16372,7 +15697,6 @@
                 <w:szCs w:val="18"/>
                 <w:lang w:eastAsia="en-IN"/>
               </w:rPr>
-              <w:lastRenderedPageBreak/>
               <w:t>Flight Path</w:t>
             </w:r>
           </w:p>
@@ -16825,7 +16149,6 @@
         <w:t>Let me know how you'd like to expand this tree.</w:t>
       </w:r>
     </w:p>
-    <w:bookmarkEnd w:id="0"/>
     <w:p>
       <w:pPr>
         <w:rPr>
